--- a/labs/lab03/report/report.docx
+++ b/labs/lab03/report/report.docx
@@ -2,7 +2,7 @@
 <file path=word/document.xml><?xml version="1.0" encoding="utf-8"?>
 <w:document xmlns:w="http://schemas.openxmlformats.org/wordprocessingml/2006/main" xmlns:m="http://schemas.openxmlformats.org/officeDocument/2006/math" xmlns:r="http://schemas.openxmlformats.org/officeDocument/2006/relationships" xmlns:o="urn:schemas-microsoft-com:office:office" xmlns:v="urn:schemas-microsoft-com:vml" xmlns:w10="urn:schemas-microsoft-com:office:word" xmlns:a="http://schemas.openxmlformats.org/drawingml/2006/main" xmlns:pic="http://schemas.openxmlformats.org/drawingml/2006/picture" xmlns:wp="http://schemas.openxmlformats.org/drawingml/2006/wordprocessingDrawing">
   <w:body>
-    <w:bookmarkStart w:id="13" w:name="X5ae7be3af04d7011be5f024b1bae1ba3e68186a"/>
+    <w:bookmarkStart w:id="22" w:name="X5ae7be3af04d7011be5f024b1bae1ba3e68186a"/>
     <w:p>
       <w:pPr>
         <w:pStyle w:val="Heading1"/>
@@ -13,205 +13,439 @@
     </w:p>
     <w:p>
       <w:pPr>
-        <w:pStyle w:val="SourceCode"/>
-      </w:pPr>
+        <w:pStyle w:val="FirstParagraph"/>
+      </w:pPr>
+      <w:r>
+        <w:t xml:space="preserve">ОТЧЁТ</w:t>
+      </w:r>
+    </w:p>
+    <w:p>
+      <w:pPr>
+        <w:pStyle w:val="BodyText"/>
+      </w:pPr>
+      <w:r>
+        <w:t xml:space="preserve">по лабораторной работе №3</w:t>
+      </w:r>
+    </w:p>
+    <w:p>
+      <w:pPr>
+        <w:pStyle w:val="BodyText"/>
+      </w:pPr>
+      <w:r>
+        <w:t xml:space="preserve">«Модель Daisyworld»</w:t>
+      </w:r>
+    </w:p>
+    <w:p>
+      <w:pPr>
+        <w:pStyle w:val="BodyText"/>
+      </w:pPr>
+      <w:r>
+        <w:t xml:space="preserve">по дисциплине «Имитационное моделирование»</w:t>
+      </w:r>
+    </w:p>
+    <w:tbl>
+      <w:tblPr>
+        <w:tblStyle w:val="Table"/>
+        <w:tblW w:type="pct" w:w="5000"/>
+        <w:tblLayout w:type="fixed"/>
+        <w:tblLook w:firstRow="1" w:lastRow="0" w:firstColumn="0" w:lastColumn="0" w:noHBand="0" w:noVBand="0" w:val="0020"/>
+      </w:tblPr>
+      <w:tblGrid>
+        <w:gridCol w:w="3960"/>
+        <w:gridCol w:w="3960"/>
+      </w:tblGrid>
+      <w:tr>
+        <w:trPr>
+          <w:tblHeader w:val="on"/>
+        </w:trPr>
+        <w:tc>
+          <w:tcPr/>
+          <w:p>
+            <w:pPr>
+              <w:pStyle w:val="Compact"/>
+            </w:pPr>
+            <w:r>
+              <w:t xml:space="preserve">Параметр</w:t>
+            </w:r>
+          </w:p>
+        </w:tc>
+        <w:tc>
+          <w:tcPr/>
+          <w:p>
+            <w:pPr>
+              <w:pStyle w:val="Compact"/>
+            </w:pPr>
+            <w:r>
+              <w:t xml:space="preserve">Значение</w:t>
+            </w:r>
+          </w:p>
+        </w:tc>
+      </w:tr>
+      <w:tr>
+        <w:tc>
+          <w:tcPr/>
+          <w:p>
+            <w:pPr>
+              <w:pStyle w:val="Compact"/>
+            </w:pPr>
+            <w:r>
+              <w:t xml:space="preserve">Студент</w:t>
+            </w:r>
+          </w:p>
+        </w:tc>
+        <w:tc>
+          <w:tcPr/>
+          <w:p>
+            <w:pPr>
+              <w:pStyle w:val="Compact"/>
+            </w:pPr>
+            <w:r>
+              <w:t xml:space="preserve">Исаева Зарина Исмайилбековна</w:t>
+            </w:r>
+          </w:p>
+        </w:tc>
+      </w:tr>
+      <w:tr>
+        <w:tc>
+          <w:tcPr/>
+          <w:p>
+            <w:pPr>
+              <w:pStyle w:val="Compact"/>
+            </w:pPr>
+            <w:r>
+              <w:t xml:space="preserve">Группа</w:t>
+            </w:r>
+          </w:p>
+        </w:tc>
+        <w:tc>
+          <w:tcPr/>
+          <w:p>
+            <w:pPr>
+              <w:pStyle w:val="Compact"/>
+            </w:pPr>
+            <w:r>
+              <w:t xml:space="preserve">НКНбд–01–23</w:t>
+            </w:r>
+          </w:p>
+        </w:tc>
+      </w:tr>
+      <w:tr>
+        <w:tc>
+          <w:tcPr/>
+          <w:p>
+            <w:pPr>
+              <w:pStyle w:val="Compact"/>
+            </w:pPr>
+            <w:r>
+              <w:t xml:space="preserve">Преподаватель</w:t>
+            </w:r>
+          </w:p>
+        </w:tc>
+        <w:tc>
+          <w:tcPr/>
+          <w:p>
+            <w:pPr>
+              <w:pStyle w:val="Compact"/>
+            </w:pPr>
+            <w:r>
+              <w:t xml:space="preserve">Кулябов Дмитрий Сергеевич, преподаватель дисциплины</w:t>
+            </w:r>
+          </w:p>
+        </w:tc>
+      </w:tr>
+      <w:tr>
+        <w:tc>
+          <w:tcPr/>
+          <w:p>
+            <w:pPr>
+              <w:pStyle w:val="Compact"/>
+            </w:pPr>
+            <w:r>
+              <w:t xml:space="preserve">Организация</w:t>
+            </w:r>
+          </w:p>
+        </w:tc>
+        <w:tc>
+          <w:tcPr/>
+          <w:p>
+            <w:pPr>
+              <w:pStyle w:val="Compact"/>
+            </w:pPr>
+            <w:r>
+              <w:t xml:space="preserve">Российский университет дружбы народов имени Патриса Лумумбы</w:t>
+            </w:r>
+          </w:p>
+        </w:tc>
+      </w:tr>
+      <w:tr>
+        <w:tc>
+          <w:tcPr/>
+          <w:p>
+            <w:pPr>
+              <w:pStyle w:val="Compact"/>
+            </w:pPr>
+            <w:r>
+              <w:t xml:space="preserve">Год</w:t>
+            </w:r>
+          </w:p>
+        </w:tc>
+        <w:tc>
+          <w:tcPr/>
+          <w:p>
+            <w:pPr>
+              <w:pStyle w:val="Compact"/>
+            </w:pPr>
+            <w:r>
+              <w:t xml:space="preserve">2026</w:t>
+            </w:r>
+          </w:p>
+        </w:tc>
+      </w:tr>
+    </w:tbl>
+    <w:bookmarkStart w:id="9" w:name="цель-работы"/>
+    <w:p>
+      <w:pPr>
+        <w:pStyle w:val="Heading2"/>
+      </w:pPr>
+      <w:r>
+        <w:t xml:space="preserve">Цель работы</w:t>
+      </w:r>
+    </w:p>
+    <w:p>
+      <w:pPr>
+        <w:pStyle w:val="FirstParagraph"/>
+      </w:pPr>
+      <w:r>
+        <w:t xml:space="preserve">Построить агентную клеточную модель Daisyworld и изучить механизм климатической саморегуляции.</w:t>
+      </w:r>
+    </w:p>
+    <w:bookmarkEnd w:id="9"/>
+    <w:bookmarkStart w:id="10" w:name="теоретические-сведения"/>
+    <w:p>
+      <w:pPr>
+        <w:pStyle w:val="Heading2"/>
+      </w:pPr>
+      <w:r>
+        <w:t xml:space="preserve">Теоретические сведения</w:t>
+      </w:r>
+    </w:p>
+    <w:p>
+      <w:pPr>
+        <w:pStyle w:val="FirstParagraph"/>
+      </w:pPr>
+      <w:r>
+        <w:t xml:space="preserve">Работа опирается на классические модели и публикации по теме имитационного моделирования. Для лабораторной работы сохранён воспроизводимый подход: основной сценарий хранится в</w:t>
+      </w:r>
+      <w:r>
+        <w:t xml:space="preserve"> </w:t>
+      </w:r>
       <w:r>
         <w:rPr>
           <w:rStyle w:val="VerbatimChar"/>
         </w:rPr>
-        <w:t xml:space="preserve">    **Дисциплина:** Имитационное моделирование  </w:t>
-      </w:r>
-      <w:r>
-        <w:br/>
+        <w:t xml:space="preserve">qmd</w:t>
+      </w:r>
+      <w:r>
+        <w:t xml:space="preserve">, из него автоматически формируются чистый</w:t>
+      </w:r>
+      <w:r>
+        <w:t xml:space="preserve"> </w:t>
       </w:r>
       <w:r>
         <w:rPr>
           <w:rStyle w:val="VerbatimChar"/>
         </w:rPr>
-        <w:t xml:space="preserve">    **Студент:** Исаева Зарина Исмайилбековна  </w:t>
-      </w:r>
-      <w:r>
-        <w:br/>
+        <w:t xml:space="preserve">Julia</w:t>
+      </w:r>
+      <w:r>
+        <w:t xml:space="preserve">-код, ноутбук</w:t>
+      </w:r>
+      <w:r>
+        <w:t xml:space="preserve"> </w:t>
       </w:r>
       <w:r>
         <w:rPr>
           <w:rStyle w:val="VerbatimChar"/>
         </w:rPr>
-        <w:t xml:space="preserve">    **Группа:** Номер группы  </w:t>
-      </w:r>
-      <w:r>
-        <w:br/>
+        <w:t xml:space="preserve">ipynb</w:t>
+      </w:r>
+      <w:r>
+        <w:t xml:space="preserve"> </w:t>
+      </w:r>
+      <w:r>
+        <w:t xml:space="preserve">и итоговые отчётные материалы.</w:t>
+      </w:r>
+    </w:p>
+    <w:bookmarkEnd w:id="10"/>
+    <w:bookmarkStart w:id="11" w:name="ход-выполнения"/>
+    <w:p>
+      <w:pPr>
+        <w:pStyle w:val="Heading2"/>
+      </w:pPr>
+      <w:r>
+        <w:t xml:space="preserve">Ход выполнения</w:t>
+      </w:r>
+    </w:p>
+    <w:p>
+      <w:pPr>
+        <w:pStyle w:val="Compact"/>
+        <w:numPr>
+          <w:ilvl w:val="0"/>
+          <w:numId w:val="1001"/>
+        </w:numPr>
+      </w:pPr>
+      <w:r>
+        <w:t xml:space="preserve">Подготовлен литературный источник в формате</w:t>
+      </w:r>
+      <w:r>
+        <w:t xml:space="preserve"> </w:t>
       </w:r>
       <w:r>
         <w:rPr>
           <w:rStyle w:val="VerbatimChar"/>
         </w:rPr>
-        <w:t xml:space="preserve">    **Преподаватель:** Кулябов Дмитрий Сергеевич, преподаватель дисциплины  </w:t>
-      </w:r>
-      <w:r>
-        <w:br/>
+        <w:t xml:space="preserve">qmd</w:t>
+      </w:r>
+      <w:r>
+        <w:t xml:space="preserve">.</w:t>
+      </w:r>
+    </w:p>
+    <w:p>
+      <w:pPr>
+        <w:pStyle w:val="Compact"/>
+        <w:numPr>
+          <w:ilvl w:val="0"/>
+          <w:numId w:val="1001"/>
+        </w:numPr>
+      </w:pPr>
+      <w:r>
+        <w:t xml:space="preserve">Из источника автоматически извлечён исполняемый код</w:t>
+      </w:r>
+      <w:r>
+        <w:t xml:space="preserve"> </w:t>
       </w:r>
       <w:r>
         <w:rPr>
           <w:rStyle w:val="VerbatimChar"/>
         </w:rPr>
-        <w:t xml:space="preserve">    **Организация:** Российский университет дружбы народов имени Патриса Лумумбы  </w:t>
-      </w:r>
-      <w:r>
-        <w:br/>
-      </w:r>
-      <w:r>
-        <w:rPr>
-          <w:rStyle w:val="VerbatimChar"/>
-        </w:rPr>
-        <w:t xml:space="preserve">    **Год:** 2026</w:t>
-      </w:r>
-      <w:r>
-        <w:br/>
-      </w:r>
-      <w:r>
-        <w:br/>
-      </w:r>
-      <w:r>
-        <w:rPr>
-          <w:rStyle w:val="VerbatimChar"/>
-        </w:rPr>
-        <w:t xml:space="preserve">    ## Цель работы</w:t>
-      </w:r>
-      <w:r>
-        <w:br/>
-      </w:r>
-      <w:r>
-        <w:br/>
-      </w:r>
-      <w:r>
-        <w:rPr>
-          <w:rStyle w:val="VerbatimChar"/>
-        </w:rPr>
-        <w:t xml:space="preserve">    Построить агентную клеточную модель Daisyworld и изучить механизм климатической саморегуляции.</w:t>
-      </w:r>
-      <w:r>
-        <w:br/>
-      </w:r>
-      <w:r>
-        <w:br/>
-      </w:r>
-      <w:r>
-        <w:rPr>
-          <w:rStyle w:val="VerbatimChar"/>
-        </w:rPr>
-        <w:t xml:space="preserve">    ## Теоретические сведения</w:t>
-      </w:r>
-      <w:r>
-        <w:br/>
-      </w:r>
-      <w:r>
-        <w:br/>
-      </w:r>
-      <w:r>
-        <w:rPr>
-          <w:rStyle w:val="VerbatimChar"/>
-        </w:rPr>
-        <w:t xml:space="preserve">    Работа опирается на классические результаты и подходы, описанные в литературе [@lovelock1983]. В рамках лабораторной работы использован литературный формат исходников: основной сценарий хранится в `qmd`, из него автоматически генерируются чистый `Julia`-код, ноутбук `ipynb` и документы для отчётности.</w:t>
-      </w:r>
-      <w:r>
-        <w:br/>
-      </w:r>
-      <w:r>
-        <w:br/>
-      </w:r>
-      <w:r>
-        <w:rPr>
-          <w:rStyle w:val="VerbatimChar"/>
-        </w:rPr>
-        <w:t xml:space="preserve">    ## Ход выполнения</w:t>
-      </w:r>
-      <w:r>
-        <w:br/>
-      </w:r>
-      <w:r>
-        <w:br/>
-      </w:r>
-      <w:r>
-        <w:rPr>
-          <w:rStyle w:val="VerbatimChar"/>
-        </w:rPr>
-        <w:t xml:space="preserve">    1. Подготовлен литературный источник в формате `qmd`.</w:t>
-      </w:r>
-      <w:r>
-        <w:br/>
-      </w:r>
-      <w:r>
-        <w:rPr>
-          <w:rStyle w:val="VerbatimChar"/>
-        </w:rPr>
-        <w:t xml:space="preserve">    2. Из источника автоматически извлечён чистый исполняемый код `Julia`.</w:t>
-      </w:r>
-      <w:r>
-        <w:br/>
-      </w:r>
-      <w:r>
-        <w:rPr>
-          <w:rStyle w:val="VerbatimChar"/>
-        </w:rPr>
-        <w:t xml:space="preserve">    3. Проведён вычислительный эксперимент и сохранены табличные результаты.</w:t>
-      </w:r>
-      <w:r>
-        <w:br/>
-      </w:r>
-      <w:r>
-        <w:rPr>
-          <w:rStyle w:val="VerbatimChar"/>
-        </w:rPr>
-        <w:t xml:space="preserve">    4. На основе табличных данных построены иллюстрации и сводные таблицы.</w:t>
-      </w:r>
-      <w:r>
-        <w:br/>
-      </w:r>
-      <w:r>
-        <w:br/>
-      </w:r>
-      <w:r>
-        <w:rPr>
-          <w:rStyle w:val="VerbatimChar"/>
-        </w:rPr>
-        <w:t xml:space="preserve">    ## Результаты моделирования</w:t>
-      </w:r>
-      <w:r>
-        <w:br/>
-      </w:r>
-      <w:r>
-        <w:br/>
-      </w:r>
-      <w:r>
-        <w:rPr>
-          <w:rStyle w:val="VerbatimChar"/>
-        </w:rPr>
-        <w:t xml:space="preserve">    ![Численность маргариток и температура среды во времени](../results/figures/daisy_timeseries.png){#fig:lab03-time}</w:t>
-      </w:r>
-    </w:p>
-    <w:bookmarkStart w:id="12" w:name="fig:lab03-sweep"/>
-    <w:p>
-      <w:pPr>
-        <w:pStyle w:val="CaptionedFigure"/>
+        <w:t xml:space="preserve">Julia</w:t>
+      </w:r>
+      <w:r>
+        <w:t xml:space="preserve">.</w:t>
+      </w:r>
+    </w:p>
+    <w:p>
+      <w:pPr>
+        <w:pStyle w:val="Compact"/>
+        <w:numPr>
+          <w:ilvl w:val="0"/>
+          <w:numId w:val="1001"/>
+        </w:numPr>
+      </w:pPr>
+      <w:r>
+        <w:t xml:space="preserve">Проведён вычислительный эксперимент и сохранены табличные результаты.</w:t>
+      </w:r>
+    </w:p>
+    <w:p>
+      <w:pPr>
+        <w:pStyle w:val="Compact"/>
+        <w:numPr>
+          <w:ilvl w:val="0"/>
+          <w:numId w:val="1001"/>
+        </w:numPr>
+      </w:pPr>
+      <w:r>
+        <w:t xml:space="preserve">На основе результатов построены графики и подготовлены материалы для отчёта и презентации.</w:t>
+      </w:r>
+    </w:p>
+    <w:bookmarkEnd w:id="11"/>
+    <w:bookmarkStart w:id="18" w:name="результаты-моделирования"/>
+    <w:p>
+      <w:pPr>
+        <w:pStyle w:val="Heading2"/>
+      </w:pPr>
+      <w:r>
+        <w:t xml:space="preserve">Результаты моделирования</w:t>
+      </w:r>
+    </w:p>
+    <w:p>
+      <w:pPr>
+        <w:pStyle w:val="FirstParagraph"/>
       </w:pPr>
       <w:r>
         <w:drawing>
           <wp:inline>
-            <wp:extent cx="5334000" cy="3200399"/>
+            <wp:extent cx="5334000" cy="4667250"/>
             <wp:effectExtent b="0" l="0" r="0" t="0"/>
-            <wp:docPr descr="Зависимость итоговой температуры от светимости" title="" id="10" name="Picture"/>
+            <wp:docPr descr="Численность маргариток и температура среды во времени" title="" id="13" name="Picture"/>
             <a:graphic>
               <a:graphicData uri="http://schemas.openxmlformats.org/drawingml/2006/picture">
                 <pic:pic>
                   <pic:nvPicPr>
-                    <pic:cNvPr descr="../results/figures/daisy_sweep.png" id="11" name="Picture"/>
+                    <pic:cNvPr descr="../results/figures/daisy_timeseries.png" id="14" name="Picture"/>
                     <pic:cNvPicPr>
                       <a:picLocks noChangeArrowheads="1" noChangeAspect="1"/>
                     </pic:cNvPicPr>
                   </pic:nvPicPr>
                   <pic:blipFill>
-                    <a:blip r:embed="rId9"/>
+                    <a:blip r:embed="rId12"/>
+                    <a:stretch>
+                      <a:fillRect/>
+                    </a:stretch>
+                  </pic:blipFill>
+                  <pic:spPr bwMode="auto">
+                    <a:xfrm>
+                      <a:off x="0" y="0"/>
+                      <a:ext cx="5334000" cy="4667250"/>
+                    </a:xfrm>
+                    <a:prstGeom prst="rect">
+                      <a:avLst/>
+                    </a:prstGeom>
+                    <a:noFill/>
+                    <a:ln w="9525">
+                      <a:noFill/>
+                      <a:headEnd/>
+                      <a:tailEnd/>
+                    </a:ln>
+                  </pic:spPr>
+                </pic:pic>
+              </a:graphicData>
+            </a:graphic>
+          </wp:inline>
+        </w:drawing>
+      </w:r>
+      <w:r>
+        <w:t xml:space="preserve"> </w:t>
+      </w:r>
+      <w:r>
+        <w:rPr>
+          <w:i/>
+          <w:iCs/>
+        </w:rPr>
+        <w:t xml:space="preserve">Рисунок 1 — Численность маргариток и температура среды во времени</w:t>
+      </w:r>
+    </w:p>
+    <w:p>
+      <w:pPr>
+        <w:pStyle w:val="BodyText"/>
+      </w:pPr>
+      <w:r>
+        <w:drawing>
+          <wp:inline>
+            <wp:extent cx="5334000" cy="3200399"/>
+            <wp:effectExtent b="0" l="0" r="0" t="0"/>
+            <wp:docPr descr="Зависимость итоговой температуры от светимости" title="" id="16" name="Picture"/>
+            <a:graphic>
+              <a:graphicData uri="http://schemas.openxmlformats.org/drawingml/2006/picture">
+                <pic:pic>
+                  <pic:nvPicPr>
+                    <pic:cNvPr descr="../results/figures/daisy_sweep.png" id="17" name="Picture"/>
+                    <pic:cNvPicPr>
+                      <a:picLocks noChangeArrowheads="1" noChangeAspect="1"/>
+                    </pic:cNvPicPr>
+                  </pic:nvPicPr>
+                  <pic:blipFill>
+                    <a:blip r:embed="rId15"/>
                     <a:stretch>
                       <a:fillRect/>
                     </a:stretch>
@@ -237,37 +471,449 @@
           </wp:inline>
         </w:drawing>
       </w:r>
-    </w:p>
-    <w:p>
-      <w:pPr>
-        <w:pStyle w:val="ImageCaption"/>
-      </w:pPr>
-      <w:r>
-        <w:t xml:space="preserve">Зависимость итоговой температуры от светимости</w:t>
-      </w:r>
-    </w:p>
-    <w:bookmarkEnd w:id="12"/>
-    <w:p>
-      <w:pPr>
-        <w:pStyle w:val="SourceCode"/>
-      </w:pPr>
+      <w:r>
+        <w:t xml:space="preserve"> </w:t>
+      </w:r>
       <w:r>
         <w:rPr>
-          <w:rStyle w:val="VerbatimChar"/>
+          <w:i/>
+          <w:iCs/>
         </w:rPr>
-        <w:t xml:space="preserve">    Таблица основных результатов:</w:t>
-      </w:r>
-      <w:r>
-        <w:br/>
-      </w:r>
-      <w:r>
-        <w:br/>
-      </w:r>
-      <w:r>
-        <w:rPr>
-          <w:rStyle w:val="VerbatimChar"/>
-        </w:rPr>
-        <w:t xml:space="preserve">    |   luminosity |   final_temperature |   final_black |   final_white |</w:t>
+        <w:t xml:space="preserve">Рисунок 2 — Зависимость итоговой температуры от светимости</w:t>
+      </w:r>
+    </w:p>
+    <w:p>
+      <w:pPr>
+        <w:pStyle w:val="BodyText"/>
+      </w:pPr>
+      <w:r>
+        <w:t xml:space="preserve">Таблица основных результатов:</w:t>
+      </w:r>
+    </w:p>
+    <w:tbl>
+      <w:tblPr>
+        <w:tblStyle w:val="Table"/>
+        <w:tblW w:type="auto" w:w="0"/>
+        <w:tblLook w:firstRow="1" w:lastRow="0" w:firstColumn="0" w:lastColumn="0" w:noHBand="0" w:noVBand="0" w:val="0020"/>
+      </w:tblPr>
+      <w:tblGrid>
+        <w:gridCol w:w="1980"/>
+        <w:gridCol w:w="1980"/>
+        <w:gridCol w:w="1980"/>
+        <w:gridCol w:w="1980"/>
+      </w:tblGrid>
+      <w:tr>
+        <w:trPr>
+          <w:tblHeader w:val="on"/>
+        </w:trPr>
+        <w:tc>
+          <w:tcPr/>
+          <w:p>
+            <w:pPr>
+              <w:pStyle w:val="Compact"/>
+              <w:jc w:val="right"/>
+            </w:pPr>
+            <w:r>
+              <w:t xml:space="preserve">luminosity</w:t>
+            </w:r>
+          </w:p>
+        </w:tc>
+        <w:tc>
+          <w:tcPr/>
+          <w:p>
+            <w:pPr>
+              <w:pStyle w:val="Compact"/>
+              <w:jc w:val="right"/>
+            </w:pPr>
+            <w:r>
+              <w:t xml:space="preserve">final_temperature</w:t>
+            </w:r>
+          </w:p>
+        </w:tc>
+        <w:tc>
+          <w:tcPr/>
+          <w:p>
+            <w:pPr>
+              <w:pStyle w:val="Compact"/>
+              <w:jc w:val="right"/>
+            </w:pPr>
+            <w:r>
+              <w:t xml:space="preserve">final_black</w:t>
+            </w:r>
+          </w:p>
+        </w:tc>
+        <w:tc>
+          <w:tcPr/>
+          <w:p>
+            <w:pPr>
+              <w:pStyle w:val="Compact"/>
+              <w:jc w:val="right"/>
+            </w:pPr>
+            <w:r>
+              <w:t xml:space="preserve">final_white</w:t>
+            </w:r>
+          </w:p>
+        </w:tc>
+      </w:tr>
+      <w:tr>
+        <w:tc>
+          <w:tcPr/>
+          <w:p>
+            <w:pPr>
+              <w:pStyle w:val="Compact"/>
+              <w:jc w:val="right"/>
+            </w:pPr>
+            <w:r>
+              <w:t xml:space="preserve">0.7</w:t>
+            </w:r>
+          </w:p>
+        </w:tc>
+        <w:tc>
+          <w:tcPr/>
+          <w:p>
+            <w:pPr>
+              <w:pStyle w:val="Compact"/>
+              <w:jc w:val="right"/>
+            </w:pPr>
+            <w:r>
+              <w:t xml:space="preserve">21.212</w:t>
+            </w:r>
+          </w:p>
+        </w:tc>
+        <w:tc>
+          <w:tcPr/>
+          <w:p>
+            <w:pPr>
+              <w:pStyle w:val="Compact"/>
+              <w:jc w:val="right"/>
+            </w:pPr>
+            <w:r>
+              <w:t xml:space="preserve">204</w:t>
+            </w:r>
+          </w:p>
+        </w:tc>
+        <w:tc>
+          <w:tcPr/>
+          <w:p>
+            <w:pPr>
+              <w:pStyle w:val="Compact"/>
+              <w:jc w:val="right"/>
+            </w:pPr>
+            <w:r>
+              <w:t xml:space="preserve">228</w:t>
+            </w:r>
+          </w:p>
+        </w:tc>
+      </w:tr>
+      <w:tr>
+        <w:tc>
+          <w:tcPr/>
+          <w:p>
+            <w:pPr>
+              <w:pStyle w:val="Compact"/>
+              <w:jc w:val="right"/>
+            </w:pPr>
+            <w:r>
+              <w:t xml:space="preserve">0.8</w:t>
+            </w:r>
+          </w:p>
+        </w:tc>
+        <w:tc>
+          <w:tcPr/>
+          <w:p>
+            <w:pPr>
+              <w:pStyle w:val="Compact"/>
+              <w:jc w:val="right"/>
+            </w:pPr>
+            <w:r>
+              <w:t xml:space="preserve">24.53</w:t>
+            </w:r>
+          </w:p>
+        </w:tc>
+        <w:tc>
+          <w:tcPr/>
+          <w:p>
+            <w:pPr>
+              <w:pStyle w:val="Compact"/>
+              <w:jc w:val="right"/>
+            </w:pPr>
+            <w:r>
+              <w:t xml:space="preserve">194</w:t>
+            </w:r>
+          </w:p>
+        </w:tc>
+        <w:tc>
+          <w:tcPr/>
+          <w:p>
+            <w:pPr>
+              <w:pStyle w:val="Compact"/>
+              <w:jc w:val="right"/>
+            </w:pPr>
+            <w:r>
+              <w:t xml:space="preserve">203</w:t>
+            </w:r>
+          </w:p>
+        </w:tc>
+      </w:tr>
+      <w:tr>
+        <w:tc>
+          <w:tcPr/>
+          <w:p>
+            <w:pPr>
+              <w:pStyle w:val="Compact"/>
+              <w:jc w:val="right"/>
+            </w:pPr>
+            <w:r>
+              <w:t xml:space="preserve">0.9</w:t>
+            </w:r>
+          </w:p>
+        </w:tc>
+        <w:tc>
+          <w:tcPr/>
+          <w:p>
+            <w:pPr>
+              <w:pStyle w:val="Compact"/>
+              <w:jc w:val="right"/>
+            </w:pPr>
+            <w:r>
+              <w:t xml:space="preserve">27.855</w:t>
+            </w:r>
+          </w:p>
+        </w:tc>
+        <w:tc>
+          <w:tcPr/>
+          <w:p>
+            <w:pPr>
+              <w:pStyle w:val="Compact"/>
+              <w:jc w:val="right"/>
+            </w:pPr>
+            <w:r>
+              <w:t xml:space="preserve">163</w:t>
+            </w:r>
+          </w:p>
+        </w:tc>
+        <w:tc>
+          <w:tcPr/>
+          <w:p>
+            <w:pPr>
+              <w:pStyle w:val="Compact"/>
+              <w:jc w:val="right"/>
+            </w:pPr>
+            <w:r>
+              <w:t xml:space="preserve">156</w:t>
+            </w:r>
+          </w:p>
+        </w:tc>
+      </w:tr>
+      <w:tr>
+        <w:tc>
+          <w:tcPr/>
+          <w:p>
+            <w:pPr>
+              <w:pStyle w:val="Compact"/>
+              <w:jc w:val="right"/>
+            </w:pPr>
+            <w:r>
+              <w:t xml:space="preserve">1</w:t>
+            </w:r>
+          </w:p>
+        </w:tc>
+        <w:tc>
+          <w:tcPr/>
+          <w:p>
+            <w:pPr>
+              <w:pStyle w:val="Compact"/>
+              <w:jc w:val="right"/>
+            </w:pPr>
+            <w:r>
+              <w:t xml:space="preserve">30.953</w:t>
+            </w:r>
+          </w:p>
+        </w:tc>
+        <w:tc>
+          <w:tcPr/>
+          <w:p>
+            <w:pPr>
+              <w:pStyle w:val="Compact"/>
+              <w:jc w:val="right"/>
+            </w:pPr>
+            <w:r>
+              <w:t xml:space="preserve">129</w:t>
+            </w:r>
+          </w:p>
+        </w:tc>
+        <w:tc>
+          <w:tcPr/>
+          <w:p>
+            <w:pPr>
+              <w:pStyle w:val="Compact"/>
+              <w:jc w:val="right"/>
+            </w:pPr>
+            <w:r>
+              <w:t xml:space="preserve">135</w:t>
+            </w:r>
+          </w:p>
+        </w:tc>
+      </w:tr>
+      <w:tr>
+        <w:tc>
+          <w:tcPr/>
+          <w:p>
+            <w:pPr>
+              <w:pStyle w:val="Compact"/>
+              <w:jc w:val="right"/>
+            </w:pPr>
+            <w:r>
+              <w:t xml:space="preserve">1.1</w:t>
+            </w:r>
+          </w:p>
+        </w:tc>
+        <w:tc>
+          <w:tcPr/>
+          <w:p>
+            <w:pPr>
+              <w:pStyle w:val="Compact"/>
+              <w:jc w:val="right"/>
+            </w:pPr>
+            <w:r>
+              <w:t xml:space="preserve">34.208</w:t>
+            </w:r>
+          </w:p>
+        </w:tc>
+        <w:tc>
+          <w:tcPr/>
+          <w:p>
+            <w:pPr>
+              <w:pStyle w:val="Compact"/>
+              <w:jc w:val="right"/>
+            </w:pPr>
+            <w:r>
+              <w:t xml:space="preserve">90</w:t>
+            </w:r>
+          </w:p>
+        </w:tc>
+        <w:tc>
+          <w:tcPr/>
+          <w:p>
+            <w:pPr>
+              <w:pStyle w:val="Compact"/>
+              <w:jc w:val="right"/>
+            </w:pPr>
+            <w:r>
+              <w:t xml:space="preserve">89</w:t>
+            </w:r>
+          </w:p>
+        </w:tc>
+      </w:tr>
+      <w:tr>
+        <w:tc>
+          <w:tcPr/>
+          <w:p>
+            <w:pPr>
+              <w:pStyle w:val="Compact"/>
+              <w:jc w:val="right"/>
+            </w:pPr>
+            <w:r>
+              <w:t xml:space="preserve">1.2</w:t>
+            </w:r>
+          </w:p>
+        </w:tc>
+        <w:tc>
+          <w:tcPr/>
+          <w:p>
+            <w:pPr>
+              <w:pStyle w:val="Compact"/>
+              <w:jc w:val="right"/>
+            </w:pPr>
+            <w:r>
+              <w:t xml:space="preserve">37.408</w:t>
+            </w:r>
+          </w:p>
+        </w:tc>
+        <w:tc>
+          <w:tcPr/>
+          <w:p>
+            <w:pPr>
+              <w:pStyle w:val="Compact"/>
+              <w:jc w:val="right"/>
+            </w:pPr>
+            <w:r>
+              <w:t xml:space="preserve">54</w:t>
+            </w:r>
+          </w:p>
+        </w:tc>
+        <w:tc>
+          <w:tcPr/>
+          <w:p>
+            <w:pPr>
+              <w:pStyle w:val="Compact"/>
+              <w:jc w:val="right"/>
+            </w:pPr>
+            <w:r>
+              <w:t xml:space="preserve">53</w:t>
+            </w:r>
+          </w:p>
+        </w:tc>
+      </w:tr>
+      <w:tr>
+        <w:tc>
+          <w:tcPr/>
+          <w:p>
+            <w:pPr>
+              <w:pStyle w:val="Compact"/>
+              <w:jc w:val="right"/>
+            </w:pPr>
+            <w:r>
+              <w:t xml:space="preserve">1.3</w:t>
+            </w:r>
+          </w:p>
+        </w:tc>
+        <w:tc>
+          <w:tcPr/>
+          <w:p>
+            <w:pPr>
+              <w:pStyle w:val="Compact"/>
+              <w:jc w:val="right"/>
+            </w:pPr>
+            <w:r>
+              <w:t xml:space="preserve">40.623</w:t>
+            </w:r>
+          </w:p>
+        </w:tc>
+        <w:tc>
+          <w:tcPr/>
+          <w:p>
+            <w:pPr>
+              <w:pStyle w:val="Compact"/>
+              <w:jc w:val="right"/>
+            </w:pPr>
+            <w:r>
+              <w:t xml:space="preserve">15</w:t>
+            </w:r>
+          </w:p>
+        </w:tc>
+        <w:tc>
+          <w:tcPr/>
+          <w:p>
+            <w:pPr>
+              <w:pStyle w:val="Compact"/>
+              <w:jc w:val="right"/>
+            </w:pPr>
+            <w:r>
+              <w:t xml:space="preserve">12</w:t>
+            </w:r>
+          </w:p>
+        </w:tc>
+      </w:tr>
+    </w:tbl>
+    <w:bookmarkEnd w:id="18"/>
+    <w:bookmarkStart w:id="19" w:name="анализ-результатов"/>
+    <w:p>
+      <w:pPr>
+        <w:pStyle w:val="Heading2"/>
+      </w:pPr>
+      <w:r>
+        <w:t xml:space="preserve">Анализ результатов</w:t>
       </w:r>
     </w:p>
     <w:p>
@@ -275,111 +921,51 @@
         <w:pStyle w:val="FirstParagraph"/>
       </w:pPr>
       <w:r>
-        <w:t xml:space="preserve">|————-:|——————–:|————–:|————–:|</w:t>
-      </w:r>
-      <w:r>
-        <w:t xml:space="preserve"> </w:t>
-      </w:r>
-      <w:r>
-        <w:t xml:space="preserve">| 0.7 | 21.212 | 204 | 228 |</w:t>
-      </w:r>
-      <w:r>
-        <w:t xml:space="preserve"> </w:t>
-      </w:r>
-      <w:r>
-        <w:t xml:space="preserve">| 0.8 | 24.53 | 194 | 203 |</w:t>
-      </w:r>
-      <w:r>
-        <w:t xml:space="preserve"> </w:t>
-      </w:r>
-      <w:r>
-        <w:t xml:space="preserve">| 0.9 | 27.855 | 163 | 156 |</w:t>
-      </w:r>
-      <w:r>
-        <w:t xml:space="preserve"> </w:t>
-      </w:r>
-      <w:r>
-        <w:t xml:space="preserve">| 1 | 30.953 | 129 | 135 |</w:t>
-      </w:r>
-      <w:r>
-        <w:t xml:space="preserve"> </w:t>
-      </w:r>
-      <w:r>
-        <w:t xml:space="preserve">| 1.1 | 34.208 | 90 | 89 |</w:t>
-      </w:r>
-      <w:r>
-        <w:t xml:space="preserve"> </w:t>
-      </w:r>
-      <w:r>
-        <w:t xml:space="preserve">| 1.2 | 37.408 | 54 | 53 |</w:t>
-      </w:r>
-      <w:r>
-        <w:t xml:space="preserve"> </w:t>
-      </w:r>
-      <w:r>
-        <w:t xml:space="preserve">| 1.3 | 40.623 | 15 | 12 |</w:t>
-      </w:r>
-    </w:p>
-    <w:p>
-      <w:pPr>
-        <w:pStyle w:val="SourceCode"/>
-      </w:pPr>
-      <w:r>
-        <w:rPr>
-          <w:rStyle w:val="VerbatimChar"/>
-        </w:rPr>
-        <w:t xml:space="preserve">    ## Анализ результатов</w:t>
-      </w:r>
-      <w:r>
-        <w:br/>
-      </w:r>
-      <w:r>
-        <w:br/>
-      </w:r>
-      <w:r>
-        <w:rPr>
-          <w:rStyle w:val="VerbatimChar"/>
-        </w:rPr>
-        <w:t xml:space="preserve">    График @fig:lab03-time показывает основную динамику модели, а @fig:lab03-sweep иллюстрирует чувствительность модели к изменению параметров. По полученным траекториям видно, что модель корректно воспроизводит ожидаемое качественное поведение системы и может использоваться для сравнительного анализа сценариев.</w:t>
-      </w:r>
-      <w:r>
-        <w:br/>
-      </w:r>
-      <w:r>
-        <w:br/>
-      </w:r>
-      <w:r>
-        <w:rPr>
-          <w:rStyle w:val="VerbatimChar"/>
-        </w:rPr>
-        <w:t xml:space="preserve">    ## Выводы</w:t>
-      </w:r>
-      <w:r>
-        <w:br/>
-      </w:r>
-      <w:r>
-        <w:br/>
-      </w:r>
-      <w:r>
-        <w:rPr>
-          <w:rStyle w:val="VerbatimChar"/>
-        </w:rPr>
-        <w:t xml:space="preserve">    В ходе выполнения лабораторной работы был получен воспроизводимый набор артефактов: литературный источник, исполняемый код, ноутбук, отчёт, презентация и архив исходных материалов. Автоматическая сборка позволяет быстро обновлять результаты после изменения параметров эксперимента.</w:t>
-      </w:r>
-      <w:r>
-        <w:br/>
-      </w:r>
-      <w:r>
-        <w:br/>
-      </w:r>
-      <w:r>
-        <w:rPr>
-          <w:rStyle w:val="VerbatimChar"/>
-        </w:rPr>
-        <w:t xml:space="preserve">    ## Список литературы</w:t>
-      </w:r>
-    </w:p>
-    <w:bookmarkEnd w:id="13"/>
+        <w:t xml:space="preserve">Первый график отражает основную динамику исследуемой модели, а второй показывает чувствительность результата к изменению параметров. По полученным траекториям видно, что модель устойчиво воспроизводит ожидаемое качественное поведение системы и подходит для сравнительного анализа сценариев.</w:t>
+      </w:r>
+    </w:p>
+    <w:bookmarkEnd w:id="19"/>
+    <w:bookmarkStart w:id="20" w:name="выводы"/>
+    <w:p>
+      <w:pPr>
+        <w:pStyle w:val="Heading2"/>
+      </w:pPr>
+      <w:r>
+        <w:t xml:space="preserve">Выводы</w:t>
+      </w:r>
+    </w:p>
+    <w:p>
+      <w:pPr>
+        <w:pStyle w:val="FirstParagraph"/>
+      </w:pPr>
+      <w:r>
+        <w:t xml:space="preserve">В ходе выполнения лабораторной работы получен полный воспроизводимый комплект материалов: литературный источник, исполняемый код, ноутбук, отчёт, презентация и архив исходных данных. Единая автоматическая сборка позволяет быстро обновлять результаты после изменения параметров эксперимента.</w:t>
+      </w:r>
+    </w:p>
+    <w:bookmarkEnd w:id="20"/>
+    <w:bookmarkStart w:id="21" w:name="список-литературы"/>
+    <w:p>
+      <w:pPr>
+        <w:pStyle w:val="Heading2"/>
+      </w:pPr>
+      <w:r>
+        <w:t xml:space="preserve">Список литературы</w:t>
+      </w:r>
+    </w:p>
+    <w:p>
+      <w:pPr>
+        <w:pStyle w:val="Compact"/>
+        <w:numPr>
+          <w:ilvl w:val="0"/>
+          <w:numId w:val="1002"/>
+        </w:numPr>
+      </w:pPr>
+      <w:r>
+        <w:t xml:space="preserve">James E. Lovelock and Andrew J. Watson. Biological homeostasis of the global environment: the parable of Daisyworld. Tellus B, 1983.</w:t>
+      </w:r>
+    </w:p>
+    <w:bookmarkEnd w:id="21"/>
+    <w:bookmarkEnd w:id="22"/>
     <w:sectPr>
       <w:footnotePr>
         <w:numRestart w:val="eachSect"/>
@@ -490,8 +1076,153 @@
       </w:pPr>
     </w:lvl>
   </w:abstractNum>
+  <w:abstractNum w:abstractNumId="99411">
+    <w:nsid w:val="00A99411"/>
+    <w:multiLevelType w:val="multilevel"/>
+    <w:lvl w:ilvl="0">
+      <w:start w:val="1"/>
+      <w:numFmt w:val="decimal"/>
+      <w:lvlText w:val="%1."/>
+      <w:lvlJc w:val="left"/>
+      <w:pPr>
+        <w:ind w:left="720" w:hanging="360"/>
+      </w:pPr>
+    </w:lvl>
+    <w:lvl w:ilvl="1">
+      <w:start w:val="1"/>
+      <w:numFmt w:val="decimal"/>
+      <w:lvlText w:val="%2."/>
+      <w:lvlJc w:val="left"/>
+      <w:pPr>
+        <w:ind w:left="1440" w:hanging="360"/>
+      </w:pPr>
+    </w:lvl>
+    <w:lvl w:ilvl="2">
+      <w:start w:val="1"/>
+      <w:numFmt w:val="decimal"/>
+      <w:lvlText w:val="%3."/>
+      <w:lvlJc w:val="left"/>
+      <w:pPr>
+        <w:ind w:left="2160" w:hanging="360"/>
+      </w:pPr>
+    </w:lvl>
+    <w:lvl w:ilvl="3">
+      <w:start w:val="1"/>
+      <w:numFmt w:val="decimal"/>
+      <w:lvlText w:val="%4."/>
+      <w:lvlJc w:val="left"/>
+      <w:pPr>
+        <w:ind w:left="2880" w:hanging="360"/>
+      </w:pPr>
+    </w:lvl>
+    <w:lvl w:ilvl="4">
+      <w:start w:val="1"/>
+      <w:numFmt w:val="decimal"/>
+      <w:lvlText w:val="%5."/>
+      <w:lvlJc w:val="left"/>
+      <w:pPr>
+        <w:ind w:left="3600" w:hanging="360"/>
+      </w:pPr>
+    </w:lvl>
+    <w:lvl w:ilvl="5">
+      <w:start w:val="1"/>
+      <w:numFmt w:val="decimal"/>
+      <w:lvlText w:val="%6."/>
+      <w:lvlJc w:val="left"/>
+      <w:pPr>
+        <w:ind w:left="4320" w:hanging="360"/>
+      </w:pPr>
+    </w:lvl>
+    <w:lvl w:ilvl="6">
+      <w:start w:val="1"/>
+      <w:numFmt w:val="decimal"/>
+      <w:lvlText w:val="%7."/>
+      <w:lvlJc w:val="left"/>
+      <w:pPr>
+        <w:ind w:left="5040" w:hanging="360"/>
+      </w:pPr>
+    </w:lvl>
+    <w:lvl w:ilvl="7">
+      <w:start w:val="1"/>
+      <w:numFmt w:val="decimal"/>
+      <w:lvlText w:val="%8."/>
+      <w:lvlJc w:val="left"/>
+      <w:pPr>
+        <w:ind w:left="5760" w:hanging="360"/>
+      </w:pPr>
+    </w:lvl>
+    <w:lvl w:ilvl="8">
+      <w:start w:val="1"/>
+      <w:numFmt w:val="decimal"/>
+      <w:lvlText w:val="%9."/>
+      <w:lvlJc w:val="left"/>
+      <w:pPr>
+        <w:ind w:left="6480" w:hanging="360"/>
+      </w:pPr>
+    </w:lvl>
+  </w:abstractNum>
   <w:num w:numId="1000">
     <w:abstractNumId w:val="990"/>
+  </w:num>
+  <w:num w:numId="1001">
+    <w:abstractNumId w:val="99411"/>
+    <w:lvlOverride w:ilvl="0">
+      <w:startOverride w:val="1"/>
+    </w:lvlOverride>
+    <w:lvlOverride w:ilvl="1">
+      <w:startOverride w:val="1"/>
+    </w:lvlOverride>
+    <w:lvlOverride w:ilvl="2">
+      <w:startOverride w:val="1"/>
+    </w:lvlOverride>
+    <w:lvlOverride w:ilvl="3">
+      <w:startOverride w:val="1"/>
+    </w:lvlOverride>
+    <w:lvlOverride w:ilvl="4">
+      <w:startOverride w:val="1"/>
+    </w:lvlOverride>
+    <w:lvlOverride w:ilvl="5">
+      <w:startOverride w:val="1"/>
+    </w:lvlOverride>
+    <w:lvlOverride w:ilvl="6">
+      <w:startOverride w:val="1"/>
+    </w:lvlOverride>
+    <w:lvlOverride w:ilvl="7">
+      <w:startOverride w:val="1"/>
+    </w:lvlOverride>
+    <w:lvlOverride w:ilvl="8">
+      <w:startOverride w:val="1"/>
+    </w:lvlOverride>
+  </w:num>
+  <w:num w:numId="1002">
+    <w:abstractNumId w:val="99411"/>
+    <w:lvlOverride w:ilvl="0">
+      <w:startOverride w:val="1"/>
+    </w:lvlOverride>
+    <w:lvlOverride w:ilvl="1">
+      <w:startOverride w:val="1"/>
+    </w:lvlOverride>
+    <w:lvlOverride w:ilvl="2">
+      <w:startOverride w:val="1"/>
+    </w:lvlOverride>
+    <w:lvlOverride w:ilvl="3">
+      <w:startOverride w:val="1"/>
+    </w:lvlOverride>
+    <w:lvlOverride w:ilvl="4">
+      <w:startOverride w:val="1"/>
+    </w:lvlOverride>
+    <w:lvlOverride w:ilvl="5">
+      <w:startOverride w:val="1"/>
+    </w:lvlOverride>
+    <w:lvlOverride w:ilvl="6">
+      <w:startOverride w:val="1"/>
+    </w:lvlOverride>
+    <w:lvlOverride w:ilvl="7">
+      <w:startOverride w:val="1"/>
+    </w:lvlOverride>
+    <w:lvlOverride w:ilvl="8">
+      <w:startOverride w:val="1"/>
+    </w:lvlOverride>
   </w:num>
 </w:numbering>
 </file>

--- a/labs/lab03/report/report.docx
+++ b/labs/lab03/report/report.docx
@@ -2,7 +2,7 @@
 <file path=word/document.xml><?xml version="1.0" encoding="utf-8"?>
 <w:document xmlns:w="http://schemas.openxmlformats.org/wordprocessingml/2006/main" xmlns:m="http://schemas.openxmlformats.org/officeDocument/2006/math" xmlns:r="http://schemas.openxmlformats.org/officeDocument/2006/relationships" xmlns:o="urn:schemas-microsoft-com:office:office" xmlns:v="urn:schemas-microsoft-com:vml" xmlns:w10="urn:schemas-microsoft-com:office:word" xmlns:a="http://schemas.openxmlformats.org/drawingml/2006/main" xmlns:pic="http://schemas.openxmlformats.org/drawingml/2006/picture" xmlns:wp="http://schemas.openxmlformats.org/drawingml/2006/wordprocessingDrawing">
   <w:body>
-    <w:bookmarkStart w:id="22" w:name="X5ae7be3af04d7011be5f024b1bae1ba3e68186a"/>
+    <w:bookmarkStart w:id="27" w:name="X5ae7be3af04d7011be5f024b1bae1ba3e68186a"/>
     <w:p>
       <w:pPr>
         <w:pStyle w:val="Heading1"/>
@@ -220,13 +220,13 @@
       </w:r>
     </w:p>
     <w:bookmarkEnd w:id="9"/>
-    <w:bookmarkStart w:id="10" w:name="теоретические-сведения"/>
+    <w:bookmarkStart w:id="10" w:name="постановка-задачи"/>
     <w:p>
       <w:pPr>
         <w:pStyle w:val="Heading2"/>
       </w:pPr>
       <w:r>
-        <w:t xml:space="preserve">Теоретические сведения</w:t>
+        <w:t xml:space="preserve">Постановка задачи</w:t>
       </w:r>
     </w:p>
     <w:p>
@@ -234,56 +234,7 @@
         <w:pStyle w:val="FirstParagraph"/>
       </w:pPr>
       <w:r>
-        <w:t xml:space="preserve">Работа опирается на классические модели и публикации по теме имитационного моделирования. Для лабораторной работы сохранён воспроизводимый подход: основной сценарий хранится в</w:t>
-      </w:r>
-      <w:r>
-        <w:t xml:space="preserve"> </w:t>
-      </w:r>
-      <w:r>
-        <w:rPr>
-          <w:rStyle w:val="VerbatimChar"/>
-        </w:rPr>
-        <w:t xml:space="preserve">qmd</w:t>
-      </w:r>
-      <w:r>
-        <w:t xml:space="preserve">, из него автоматически формируются чистый</w:t>
-      </w:r>
-      <w:r>
-        <w:t xml:space="preserve"> </w:t>
-      </w:r>
-      <w:r>
-        <w:rPr>
-          <w:rStyle w:val="VerbatimChar"/>
-        </w:rPr>
-        <w:t xml:space="preserve">Julia</w:t>
-      </w:r>
-      <w:r>
-        <w:t xml:space="preserve">-код, ноутбук</w:t>
-      </w:r>
-      <w:r>
-        <w:t xml:space="preserve"> </w:t>
-      </w:r>
-      <w:r>
-        <w:rPr>
-          <w:rStyle w:val="VerbatimChar"/>
-        </w:rPr>
-        <w:t xml:space="preserve">ipynb</w:t>
-      </w:r>
-      <w:r>
-        <w:t xml:space="preserve"> </w:t>
-      </w:r>
-      <w:r>
-        <w:t xml:space="preserve">и итоговые отчётные материалы.</w:t>
-      </w:r>
-    </w:p>
-    <w:bookmarkEnd w:id="10"/>
-    <w:bookmarkStart w:id="11" w:name="ход-выполнения"/>
-    <w:p>
-      <w:pPr>
-        <w:pStyle w:val="Heading2"/>
-      </w:pPr>
-      <w:r>
-        <w:t xml:space="preserve">Ход выполнения</w:t>
+        <w:t xml:space="preserve">В рамках лабораторной работы необходимо:</w:t>
       </w:r>
     </w:p>
     <w:p>
@@ -295,19 +246,7 @@
         </w:numPr>
       </w:pPr>
       <w:r>
-        <w:t xml:space="preserve">Подготовлен литературный источник в формате</w:t>
-      </w:r>
-      <w:r>
-        <w:t xml:space="preserve"> </w:t>
-      </w:r>
-      <w:r>
-        <w:rPr>
-          <w:rStyle w:val="VerbatimChar"/>
-        </w:rPr>
-        <w:t xml:space="preserve">qmd</w:t>
-      </w:r>
-      <w:r>
-        <w:t xml:space="preserve">.</w:t>
+        <w:t xml:space="preserve">реализовать клеточную агентную модель Daisyworld;</w:t>
       </w:r>
     </w:p>
     <w:p>
@@ -319,19 +258,7 @@
         </w:numPr>
       </w:pPr>
       <w:r>
-        <w:t xml:space="preserve">Из источника автоматически извлечён исполняемый код</w:t>
-      </w:r>
-      <w:r>
-        <w:t xml:space="preserve"> </w:t>
-      </w:r>
-      <w:r>
-        <w:rPr>
-          <w:rStyle w:val="VerbatimChar"/>
-        </w:rPr>
-        <w:t xml:space="preserve">Julia</w:t>
-      </w:r>
-      <w:r>
-        <w:t xml:space="preserve">.</w:t>
+        <w:t xml:space="preserve">проследить совместную динамику белых и чёрных маргариток;</w:t>
       </w:r>
     </w:p>
     <w:p>
@@ -343,7 +270,7 @@
         </w:numPr>
       </w:pPr>
       <w:r>
-        <w:t xml:space="preserve">Проведён вычислительный эксперимент и сохранены табличные результаты.</w:t>
+        <w:t xml:space="preserve">оценить влияние светимости на итоговую температуру среды;</w:t>
       </w:r>
     </w:p>
     <w:p>
@@ -355,11 +282,163 @@
         </w:numPr>
       </w:pPr>
       <w:r>
-        <w:t xml:space="preserve">На основе результатов построены графики и подготовлены материалы для отчёта и презентации.</w:t>
+        <w:t xml:space="preserve">показать механизм саморегуляции климата в агентной системе.</w:t>
+      </w:r>
+    </w:p>
+    <w:bookmarkEnd w:id="10"/>
+    <w:bookmarkStart w:id="11" w:name="теоретические-сведения"/>
+    <w:p>
+      <w:pPr>
+        <w:pStyle w:val="Heading2"/>
+      </w:pPr>
+      <w:r>
+        <w:t xml:space="preserve">Теоретические сведения</w:t>
+      </w:r>
+    </w:p>
+    <w:p>
+      <w:pPr>
+        <w:pStyle w:val="FirstParagraph"/>
+      </w:pPr>
+      <w:r>
+        <w:t xml:space="preserve">Daisyworld — классический пример агентного моделирования, в котором глобальное поведение среды возникает из локальных правил взаимодействия агентов и окружающих условий. Белые и чёрные маргаритки по-разному влияют на альбедо поверхности, а значит и на температуру планеты.</w:t>
+      </w:r>
+      <w:r>
+        <w:t xml:space="preserve"> </w:t>
+      </w:r>
+      <w:r>
+        <w:t xml:space="preserve">Интерес модели состоит в том, что она демонстрирует саморегуляцию без внешнего управляющего механизма: изменение численности агентов приводит к корректировке температурного режима, который, в свою очередь, влияет на условия дальнейшего роста популяций.</w:t>
       </w:r>
     </w:p>
     <w:bookmarkEnd w:id="11"/>
-    <w:bookmarkStart w:id="18" w:name="результаты-моделирования"/>
+    <w:bookmarkStart w:id="12" w:name="X90ec9b3c0313e0d5781da0417c1fef4e264c20d"/>
+    <w:p>
+      <w:pPr>
+        <w:pStyle w:val="Heading2"/>
+      </w:pPr>
+      <w:r>
+        <w:t xml:space="preserve">Исходные параметры и организация эксперимента</w:t>
+      </w:r>
+    </w:p>
+    <w:p>
+      <w:pPr>
+        <w:pStyle w:val="Compact"/>
+        <w:numPr>
+          <w:ilvl w:val="0"/>
+          <w:numId w:val="1002"/>
+        </w:numPr>
+      </w:pPr>
+      <w:r>
+        <w:t xml:space="preserve">в модели учитываются два типа агентов с различным влиянием на локальное теплообменное состояние;</w:t>
+      </w:r>
+    </w:p>
+    <w:p>
+      <w:pPr>
+        <w:pStyle w:val="Compact"/>
+        <w:numPr>
+          <w:ilvl w:val="0"/>
+          <w:numId w:val="1002"/>
+        </w:numPr>
+      </w:pPr>
+      <w:r>
+        <w:t xml:space="preserve">основной эксперимент выполняется по шагам времени с регистрацией численности и температуры;</w:t>
+      </w:r>
+    </w:p>
+    <w:p>
+      <w:pPr>
+        <w:pStyle w:val="Compact"/>
+        <w:numPr>
+          <w:ilvl w:val="0"/>
+          <w:numId w:val="1002"/>
+        </w:numPr>
+      </w:pPr>
+      <w:r>
+        <w:t xml:space="preserve">дополнительно проводится серия прогонов по параметру светимости;</w:t>
+      </w:r>
+    </w:p>
+    <w:p>
+      <w:pPr>
+        <w:pStyle w:val="Compact"/>
+        <w:numPr>
+          <w:ilvl w:val="0"/>
+          <w:numId w:val="1002"/>
+        </w:numPr>
+      </w:pPr>
+      <w:r>
+        <w:t xml:space="preserve">результаты сохраняются отдельно для основного сценария и параметрического исследования.</w:t>
+      </w:r>
+    </w:p>
+    <w:bookmarkEnd w:id="12"/>
+    <w:bookmarkStart w:id="13" w:name="ход-выполнения-лабораторной-работы"/>
+    <w:p>
+      <w:pPr>
+        <w:pStyle w:val="Heading2"/>
+      </w:pPr>
+      <w:r>
+        <w:t xml:space="preserve">Ход выполнения лабораторной работы</w:t>
+      </w:r>
+    </w:p>
+    <w:p>
+      <w:pPr>
+        <w:pStyle w:val="Compact"/>
+        <w:numPr>
+          <w:ilvl w:val="0"/>
+          <w:numId w:val="1003"/>
+        </w:numPr>
+      </w:pPr>
+      <w:r>
+        <w:t xml:space="preserve">Подготовлено агентное описание мира и локальных правил обновления состояния.</w:t>
+      </w:r>
+    </w:p>
+    <w:p>
+      <w:pPr>
+        <w:pStyle w:val="Compact"/>
+        <w:numPr>
+          <w:ilvl w:val="0"/>
+          <w:numId w:val="1003"/>
+        </w:numPr>
+      </w:pPr>
+      <w:r>
+        <w:t xml:space="preserve">Выполнен основной прогон модели с записью временной динамики.</w:t>
+      </w:r>
+    </w:p>
+    <w:p>
+      <w:pPr>
+        <w:pStyle w:val="Compact"/>
+        <w:numPr>
+          <w:ilvl w:val="0"/>
+          <w:numId w:val="1003"/>
+        </w:numPr>
+      </w:pPr>
+      <w:r>
+        <w:t xml:space="preserve">Сформирован набор прогонов с разной светимостью для оценки устойчивости режима.</w:t>
+      </w:r>
+    </w:p>
+    <w:p>
+      <w:pPr>
+        <w:pStyle w:val="Compact"/>
+        <w:numPr>
+          <w:ilvl w:val="0"/>
+          <w:numId w:val="1003"/>
+        </w:numPr>
+      </w:pPr>
+      <w:r>
+        <w:t xml:space="preserve">Построены графики численности агентов и зависимости итоговой температуры от параметра среды.</w:t>
+      </w:r>
+    </w:p>
+    <w:p>
+      <w:pPr>
+        <w:pStyle w:val="Compact"/>
+        <w:numPr>
+          <w:ilvl w:val="0"/>
+          <w:numId w:val="1003"/>
+        </w:numPr>
+      </w:pPr>
+      <w:r>
+        <w:t xml:space="preserve">Результаты интерпретированы с точки зрения механизма климатической обратной связи.</w:t>
+      </w:r>
+    </w:p>
+    <w:bookmarkEnd w:id="13"/>
+    <w:bookmarkStart w:id="22" w:name="результаты-моделирования"/>
     <w:p>
       <w:pPr>
         <w:pStyle w:val="Heading2"/>
@@ -377,18 +456,18 @@
           <wp:inline>
             <wp:extent cx="5334000" cy="4667250"/>
             <wp:effectExtent b="0" l="0" r="0" t="0"/>
-            <wp:docPr descr="Численность маргариток и температура среды во времени" title="" id="13" name="Picture"/>
+            <wp:docPr descr="Численность маргариток и температура среды во времени" title="" id="15" name="Picture"/>
             <a:graphic>
               <a:graphicData uri="http://schemas.openxmlformats.org/drawingml/2006/picture">
                 <pic:pic>
                   <pic:nvPicPr>
-                    <pic:cNvPr descr="../results/figures/daisy_timeseries.png" id="14" name="Picture"/>
+                    <pic:cNvPr descr="../results/figures/daisy_timeseries.png" id="16" name="Picture"/>
                     <pic:cNvPicPr>
                       <a:picLocks noChangeArrowheads="1" noChangeAspect="1"/>
                     </pic:cNvPicPr>
                   </pic:nvPicPr>
                   <pic:blipFill>
-                    <a:blip r:embed="rId12"/>
+                    <a:blip r:embed="rId14"/>
                     <a:stretch>
                       <a:fillRect/>
                     </a:stretch>
@@ -434,18 +513,18 @@
           <wp:inline>
             <wp:extent cx="5334000" cy="3200399"/>
             <wp:effectExtent b="0" l="0" r="0" t="0"/>
-            <wp:docPr descr="Зависимость итоговой температуры от светимости" title="" id="16" name="Picture"/>
+            <wp:docPr descr="Зависимость итоговой температуры от светимости" title="" id="18" name="Picture"/>
             <a:graphic>
               <a:graphicData uri="http://schemas.openxmlformats.org/drawingml/2006/picture">
                 <pic:pic>
                   <pic:nvPicPr>
-                    <pic:cNvPr descr="../results/figures/daisy_sweep.png" id="17" name="Picture"/>
+                    <pic:cNvPr descr="../results/figures/daisy_sweep.png" id="19" name="Picture"/>
                     <pic:cNvPicPr>
                       <a:picLocks noChangeArrowheads="1" noChangeAspect="1"/>
                     </pic:cNvPicPr>
                   </pic:nvPicPr>
                   <pic:blipFill>
-                    <a:blip r:embed="rId15"/>
+                    <a:blip r:embed="rId17"/>
                     <a:stretch>
                       <a:fillRect/>
                     </a:stretch>
@@ -482,12 +561,13 @@
         <w:t xml:space="preserve">Рисунок 2 — Зависимость итоговой температуры от светимости</w:t>
       </w:r>
     </w:p>
+    <w:bookmarkStart w:id="20" w:name="X5adf34caa141e722a1ee54f0fff73595932b49c"/>
     <w:p>
       <w:pPr>
-        <w:pStyle w:val="BodyText"/>
-      </w:pPr>
-      <w:r>
-        <w:t xml:space="preserve">Таблица основных результатов:</w:t>
+        <w:pStyle w:val="Heading3"/>
+      </w:pPr>
+      <w:r>
+        <w:t xml:space="preserve">Фрагмент временного ряда модели Daisyworld</w:t>
       </w:r>
     </w:p>
     <w:tbl>
@@ -514,43 +594,43 @@
               <w:jc w:val="right"/>
             </w:pPr>
             <w:r>
-              <w:t xml:space="preserve">luminosity</w:t>
-            </w:r>
-          </w:p>
-        </w:tc>
-        <w:tc>
-          <w:tcPr/>
-          <w:p>
-            <w:pPr>
-              <w:pStyle w:val="Compact"/>
-              <w:jc w:val="right"/>
-            </w:pPr>
-            <w:r>
-              <w:t xml:space="preserve">final_temperature</w:t>
-            </w:r>
-          </w:p>
-        </w:tc>
-        <w:tc>
-          <w:tcPr/>
-          <w:p>
-            <w:pPr>
-              <w:pStyle w:val="Compact"/>
-              <w:jc w:val="right"/>
-            </w:pPr>
-            <w:r>
-              <w:t xml:space="preserve">final_black</w:t>
-            </w:r>
-          </w:p>
-        </w:tc>
-        <w:tc>
-          <w:tcPr/>
-          <w:p>
-            <w:pPr>
-              <w:pStyle w:val="Compact"/>
-              <w:jc w:val="right"/>
-            </w:pPr>
-            <w:r>
-              <w:t xml:space="preserve">final_white</w:t>
+              <w:t xml:space="preserve">step</w:t>
+            </w:r>
+          </w:p>
+        </w:tc>
+        <w:tc>
+          <w:tcPr/>
+          <w:p>
+            <w:pPr>
+              <w:pStyle w:val="Compact"/>
+              <w:jc w:val="right"/>
+            </w:pPr>
+            <w:r>
+              <w:t xml:space="preserve">black</w:t>
+            </w:r>
+          </w:p>
+        </w:tc>
+        <w:tc>
+          <w:tcPr/>
+          <w:p>
+            <w:pPr>
+              <w:pStyle w:val="Compact"/>
+              <w:jc w:val="right"/>
+            </w:pPr>
+            <w:r>
+              <w:t xml:space="preserve">white</w:t>
+            </w:r>
+          </w:p>
+        </w:tc>
+        <w:tc>
+          <w:tcPr/>
+          <w:p>
+            <w:pPr>
+              <w:pStyle w:val="Compact"/>
+              <w:jc w:val="right"/>
+            </w:pPr>
+            <w:r>
+              <w:t xml:space="preserve">temperature</w:t>
             </w:r>
           </w:p>
         </w:tc>
@@ -564,43 +644,43 @@
               <w:jc w:val="right"/>
             </w:pPr>
             <w:r>
-              <w:t xml:space="preserve">0.7</w:t>
-            </w:r>
-          </w:p>
-        </w:tc>
-        <w:tc>
-          <w:tcPr/>
-          <w:p>
-            <w:pPr>
-              <w:pStyle w:val="Compact"/>
-              <w:jc w:val="right"/>
-            </w:pPr>
-            <w:r>
-              <w:t xml:space="preserve">21.212</w:t>
-            </w:r>
-          </w:p>
-        </w:tc>
-        <w:tc>
-          <w:tcPr/>
-          <w:p>
-            <w:pPr>
-              <w:pStyle w:val="Compact"/>
-              <w:jc w:val="right"/>
-            </w:pPr>
-            <w:r>
-              <w:t xml:space="preserve">204</w:t>
-            </w:r>
-          </w:p>
-        </w:tc>
-        <w:tc>
-          <w:tcPr/>
-          <w:p>
-            <w:pPr>
-              <w:pStyle w:val="Compact"/>
-              <w:jc w:val="right"/>
-            </w:pPr>
-            <w:r>
-              <w:t xml:space="preserve">228</w:t>
+              <w:t xml:space="preserve">1</w:t>
+            </w:r>
+          </w:p>
+        </w:tc>
+        <w:tc>
+          <w:tcPr/>
+          <w:p>
+            <w:pPr>
+              <w:pStyle w:val="Compact"/>
+              <w:jc w:val="right"/>
+            </w:pPr>
+            <w:r>
+              <w:t xml:space="preserve">197</w:t>
+            </w:r>
+          </w:p>
+        </w:tc>
+        <w:tc>
+          <w:tcPr/>
+          <w:p>
+            <w:pPr>
+              <w:pStyle w:val="Compact"/>
+              <w:jc w:val="right"/>
+            </w:pPr>
+            <w:r>
+              <w:t xml:space="preserve">186</w:t>
+            </w:r>
+          </w:p>
+        </w:tc>
+        <w:tc>
+          <w:tcPr/>
+          <w:p>
+            <w:pPr>
+              <w:pStyle w:val="Compact"/>
+              <w:jc w:val="right"/>
+            </w:pPr>
+            <w:r>
+              <w:t xml:space="preserve">31.086</w:t>
             </w:r>
           </w:p>
         </w:tc>
@@ -614,43 +694,43 @@
               <w:jc w:val="right"/>
             </w:pPr>
             <w:r>
-              <w:t xml:space="preserve">0.8</w:t>
-            </w:r>
-          </w:p>
-        </w:tc>
-        <w:tc>
-          <w:tcPr/>
-          <w:p>
-            <w:pPr>
-              <w:pStyle w:val="Compact"/>
-              <w:jc w:val="right"/>
-            </w:pPr>
-            <w:r>
-              <w:t xml:space="preserve">24.53</w:t>
-            </w:r>
-          </w:p>
-        </w:tc>
-        <w:tc>
-          <w:tcPr/>
-          <w:p>
-            <w:pPr>
-              <w:pStyle w:val="Compact"/>
-              <w:jc w:val="right"/>
-            </w:pPr>
-            <w:r>
-              <w:t xml:space="preserve">194</w:t>
-            </w:r>
-          </w:p>
-        </w:tc>
-        <w:tc>
-          <w:tcPr/>
-          <w:p>
-            <w:pPr>
-              <w:pStyle w:val="Compact"/>
-              <w:jc w:val="right"/>
-            </w:pPr>
-            <w:r>
-              <w:t xml:space="preserve">203</w:t>
+              <w:t xml:space="preserve">2</w:t>
+            </w:r>
+          </w:p>
+        </w:tc>
+        <w:tc>
+          <w:tcPr/>
+          <w:p>
+            <w:pPr>
+              <w:pStyle w:val="Compact"/>
+              <w:jc w:val="right"/>
+            </w:pPr>
+            <w:r>
+              <w:t xml:space="preserve">183</w:t>
+            </w:r>
+          </w:p>
+        </w:tc>
+        <w:tc>
+          <w:tcPr/>
+          <w:p>
+            <w:pPr>
+              <w:pStyle w:val="Compact"/>
+              <w:jc w:val="right"/>
+            </w:pPr>
+            <w:r>
+              <w:t xml:space="preserve">175</w:t>
+            </w:r>
+          </w:p>
+        </w:tc>
+        <w:tc>
+          <w:tcPr/>
+          <w:p>
+            <w:pPr>
+              <w:pStyle w:val="Compact"/>
+              <w:jc w:val="right"/>
+            </w:pPr>
+            <w:r>
+              <w:t xml:space="preserve">31.062</w:t>
             </w:r>
           </w:p>
         </w:tc>
@@ -664,43 +744,43 @@
               <w:jc w:val="right"/>
             </w:pPr>
             <w:r>
-              <w:t xml:space="preserve">0.9</w:t>
-            </w:r>
-          </w:p>
-        </w:tc>
-        <w:tc>
-          <w:tcPr/>
-          <w:p>
-            <w:pPr>
-              <w:pStyle w:val="Compact"/>
-              <w:jc w:val="right"/>
-            </w:pPr>
-            <w:r>
-              <w:t xml:space="preserve">27.855</w:t>
-            </w:r>
-          </w:p>
-        </w:tc>
-        <w:tc>
-          <w:tcPr/>
-          <w:p>
-            <w:pPr>
-              <w:pStyle w:val="Compact"/>
-              <w:jc w:val="right"/>
-            </w:pPr>
-            <w:r>
-              <w:t xml:space="preserve">163</w:t>
-            </w:r>
-          </w:p>
-        </w:tc>
-        <w:tc>
-          <w:tcPr/>
-          <w:p>
-            <w:pPr>
-              <w:pStyle w:val="Compact"/>
-              <w:jc w:val="right"/>
-            </w:pPr>
-            <w:r>
-              <w:t xml:space="preserve">156</w:t>
+              <w:t xml:space="preserve">3</w:t>
+            </w:r>
+          </w:p>
+        </w:tc>
+        <w:tc>
+          <w:tcPr/>
+          <w:p>
+            <w:pPr>
+              <w:pStyle w:val="Compact"/>
+              <w:jc w:val="right"/>
+            </w:pPr>
+            <w:r>
+              <w:t xml:space="preserve">179</w:t>
+            </w:r>
+          </w:p>
+        </w:tc>
+        <w:tc>
+          <w:tcPr/>
+          <w:p>
+            <w:pPr>
+              <w:pStyle w:val="Compact"/>
+              <w:jc w:val="right"/>
+            </w:pPr>
+            <w:r>
+              <w:t xml:space="preserve">166</w:t>
+            </w:r>
+          </w:p>
+        </w:tc>
+        <w:tc>
+          <w:tcPr/>
+          <w:p>
+            <w:pPr>
+              <w:pStyle w:val="Compact"/>
+              <w:jc w:val="right"/>
+            </w:pPr>
+            <w:r>
+              <w:t xml:space="preserve">31.102</w:t>
             </w:r>
           </w:p>
         </w:tc>
@@ -714,43 +794,43 @@
               <w:jc w:val="right"/>
             </w:pPr>
             <w:r>
-              <w:t xml:space="preserve">1</w:t>
-            </w:r>
-          </w:p>
-        </w:tc>
-        <w:tc>
-          <w:tcPr/>
-          <w:p>
-            <w:pPr>
-              <w:pStyle w:val="Compact"/>
-              <w:jc w:val="right"/>
-            </w:pPr>
-            <w:r>
-              <w:t xml:space="preserve">30.953</w:t>
-            </w:r>
-          </w:p>
-        </w:tc>
-        <w:tc>
-          <w:tcPr/>
-          <w:p>
-            <w:pPr>
-              <w:pStyle w:val="Compact"/>
-              <w:jc w:val="right"/>
-            </w:pPr>
-            <w:r>
-              <w:t xml:space="preserve">129</w:t>
-            </w:r>
-          </w:p>
-        </w:tc>
-        <w:tc>
-          <w:tcPr/>
-          <w:p>
-            <w:pPr>
-              <w:pStyle w:val="Compact"/>
-              <w:jc w:val="right"/>
-            </w:pPr>
-            <w:r>
-              <w:t xml:space="preserve">135</w:t>
+              <w:t xml:space="preserve">4</w:t>
+            </w:r>
+          </w:p>
+        </w:tc>
+        <w:tc>
+          <w:tcPr/>
+          <w:p>
+            <w:pPr>
+              <w:pStyle w:val="Compact"/>
+              <w:jc w:val="right"/>
+            </w:pPr>
+            <w:r>
+              <w:t xml:space="preserve">166</w:t>
+            </w:r>
+          </w:p>
+        </w:tc>
+        <w:tc>
+          <w:tcPr/>
+          <w:p>
+            <w:pPr>
+              <w:pStyle w:val="Compact"/>
+              <w:jc w:val="right"/>
+            </w:pPr>
+            <w:r>
+              <w:t xml:space="preserve">160</w:t>
+            </w:r>
+          </w:p>
+        </w:tc>
+        <w:tc>
+          <w:tcPr/>
+          <w:p>
+            <w:pPr>
+              <w:pStyle w:val="Compact"/>
+              <w:jc w:val="right"/>
+            </w:pPr>
+            <w:r>
+              <w:t xml:space="preserve">31.047</w:t>
             </w:r>
           </w:p>
         </w:tc>
@@ -764,43 +844,43 @@
               <w:jc w:val="right"/>
             </w:pPr>
             <w:r>
-              <w:t xml:space="preserve">1.1</w:t>
-            </w:r>
-          </w:p>
-        </w:tc>
-        <w:tc>
-          <w:tcPr/>
-          <w:p>
-            <w:pPr>
-              <w:pStyle w:val="Compact"/>
-              <w:jc w:val="right"/>
-            </w:pPr>
-            <w:r>
-              <w:t xml:space="preserve">34.208</w:t>
-            </w:r>
-          </w:p>
-        </w:tc>
-        <w:tc>
-          <w:tcPr/>
-          <w:p>
-            <w:pPr>
-              <w:pStyle w:val="Compact"/>
-              <w:jc w:val="right"/>
-            </w:pPr>
-            <w:r>
-              <w:t xml:space="preserve">90</w:t>
-            </w:r>
-          </w:p>
-        </w:tc>
-        <w:tc>
-          <w:tcPr/>
-          <w:p>
-            <w:pPr>
-              <w:pStyle w:val="Compact"/>
-              <w:jc w:val="right"/>
-            </w:pPr>
-            <w:r>
-              <w:t xml:space="preserve">89</w:t>
+              <w:t xml:space="preserve">5</w:t>
+            </w:r>
+          </w:p>
+        </w:tc>
+        <w:tc>
+          <w:tcPr/>
+          <w:p>
+            <w:pPr>
+              <w:pStyle w:val="Compact"/>
+              <w:jc w:val="right"/>
+            </w:pPr>
+            <w:r>
+              <w:t xml:space="preserve">165</w:t>
+            </w:r>
+          </w:p>
+        </w:tc>
+        <w:tc>
+          <w:tcPr/>
+          <w:p>
+            <w:pPr>
+              <w:pStyle w:val="Compact"/>
+              <w:jc w:val="right"/>
+            </w:pPr>
+            <w:r>
+              <w:t xml:space="preserve">149</w:t>
+            </w:r>
+          </w:p>
+        </w:tc>
+        <w:tc>
+          <w:tcPr/>
+          <w:p>
+            <w:pPr>
+              <w:pStyle w:val="Compact"/>
+              <w:jc w:val="right"/>
+            </w:pPr>
+            <w:r>
+              <w:t xml:space="preserve">31.125</w:t>
             </w:r>
           </w:p>
         </w:tc>
@@ -814,43 +894,43 @@
               <w:jc w:val="right"/>
             </w:pPr>
             <w:r>
-              <w:t xml:space="preserve">1.2</w:t>
-            </w:r>
-          </w:p>
-        </w:tc>
-        <w:tc>
-          <w:tcPr/>
-          <w:p>
-            <w:pPr>
-              <w:pStyle w:val="Compact"/>
-              <w:jc w:val="right"/>
-            </w:pPr>
-            <w:r>
-              <w:t xml:space="preserve">37.408</w:t>
-            </w:r>
-          </w:p>
-        </w:tc>
-        <w:tc>
-          <w:tcPr/>
-          <w:p>
-            <w:pPr>
-              <w:pStyle w:val="Compact"/>
-              <w:jc w:val="right"/>
-            </w:pPr>
-            <w:r>
-              <w:t xml:space="preserve">54</w:t>
-            </w:r>
-          </w:p>
-        </w:tc>
-        <w:tc>
-          <w:tcPr/>
-          <w:p>
-            <w:pPr>
-              <w:pStyle w:val="Compact"/>
-              <w:jc w:val="right"/>
-            </w:pPr>
-            <w:r>
-              <w:t xml:space="preserve">53</w:t>
+              <w:t xml:space="preserve">6</w:t>
+            </w:r>
+          </w:p>
+        </w:tc>
+        <w:tc>
+          <w:tcPr/>
+          <w:p>
+            <w:pPr>
+              <w:pStyle w:val="Compact"/>
+              <w:jc w:val="right"/>
+            </w:pPr>
+            <w:r>
+              <w:t xml:space="preserve">163</w:t>
+            </w:r>
+          </w:p>
+        </w:tc>
+        <w:tc>
+          <w:tcPr/>
+          <w:p>
+            <w:pPr>
+              <w:pStyle w:val="Compact"/>
+              <w:jc w:val="right"/>
+            </w:pPr>
+            <w:r>
+              <w:t xml:space="preserve">138</w:t>
+            </w:r>
+          </w:p>
+        </w:tc>
+        <w:tc>
+          <w:tcPr/>
+          <w:p>
+            <w:pPr>
+              <w:pStyle w:val="Compact"/>
+              <w:jc w:val="right"/>
+            </w:pPr>
+            <w:r>
+              <w:t xml:space="preserve">31.195</w:t>
             </w:r>
           </w:p>
         </w:tc>
@@ -864,92 +944,533 @@
               <w:jc w:val="right"/>
             </w:pPr>
             <w:r>
-              <w:t xml:space="preserve">1.3</w:t>
-            </w:r>
-          </w:p>
-        </w:tc>
-        <w:tc>
-          <w:tcPr/>
-          <w:p>
-            <w:pPr>
-              <w:pStyle w:val="Compact"/>
-              <w:jc w:val="right"/>
-            </w:pPr>
-            <w:r>
-              <w:t xml:space="preserve">40.623</w:t>
-            </w:r>
-          </w:p>
-        </w:tc>
-        <w:tc>
-          <w:tcPr/>
-          <w:p>
-            <w:pPr>
-              <w:pStyle w:val="Compact"/>
-              <w:jc w:val="right"/>
-            </w:pPr>
-            <w:r>
-              <w:t xml:space="preserve">15</w:t>
-            </w:r>
-          </w:p>
-        </w:tc>
-        <w:tc>
-          <w:tcPr/>
-          <w:p>
-            <w:pPr>
-              <w:pStyle w:val="Compact"/>
-              <w:jc w:val="right"/>
-            </w:pPr>
-            <w:r>
-              <w:t xml:space="preserve">12</w:t>
+              <w:t xml:space="preserve">7</w:t>
+            </w:r>
+          </w:p>
+        </w:tc>
+        <w:tc>
+          <w:tcPr/>
+          <w:p>
+            <w:pPr>
+              <w:pStyle w:val="Compact"/>
+              <w:jc w:val="right"/>
+            </w:pPr>
+            <w:r>
+              <w:t xml:space="preserve">150</w:t>
+            </w:r>
+          </w:p>
+        </w:tc>
+        <w:tc>
+          <w:tcPr/>
+          <w:p>
+            <w:pPr>
+              <w:pStyle w:val="Compact"/>
+              <w:jc w:val="right"/>
+            </w:pPr>
+            <w:r>
+              <w:t xml:space="preserve">129</w:t>
+            </w:r>
+          </w:p>
+        </w:tc>
+        <w:tc>
+          <w:tcPr/>
+          <w:p>
+            <w:pPr>
+              <w:pStyle w:val="Compact"/>
+              <w:jc w:val="right"/>
+            </w:pPr>
+            <w:r>
+              <w:t xml:space="preserve">31.164</w:t>
+            </w:r>
+          </w:p>
+        </w:tc>
+      </w:tr>
+      <w:tr>
+        <w:tc>
+          <w:tcPr/>
+          <w:p>
+            <w:pPr>
+              <w:pStyle w:val="Compact"/>
+              <w:jc w:val="right"/>
+            </w:pPr>
+            <w:r>
+              <w:t xml:space="preserve">8</w:t>
+            </w:r>
+          </w:p>
+        </w:tc>
+        <w:tc>
+          <w:tcPr/>
+          <w:p>
+            <w:pPr>
+              <w:pStyle w:val="Compact"/>
+              <w:jc w:val="right"/>
+            </w:pPr>
+            <w:r>
+              <w:t xml:space="preserve">140</w:t>
+            </w:r>
+          </w:p>
+        </w:tc>
+        <w:tc>
+          <w:tcPr/>
+          <w:p>
+            <w:pPr>
+              <w:pStyle w:val="Compact"/>
+              <w:jc w:val="right"/>
+            </w:pPr>
+            <w:r>
+              <w:t xml:space="preserve">125</w:t>
+            </w:r>
+          </w:p>
+        </w:tc>
+        <w:tc>
+          <w:tcPr/>
+          <w:p>
+            <w:pPr>
+              <w:pStyle w:val="Compact"/>
+              <w:jc w:val="right"/>
+            </w:pPr>
+            <w:r>
+              <w:t xml:space="preserve">31.117</w:t>
             </w:r>
           </w:p>
         </w:tc>
       </w:tr>
     </w:tbl>
-    <w:bookmarkEnd w:id="18"/>
-    <w:bookmarkStart w:id="19" w:name="анализ-результатов"/>
+    <w:bookmarkEnd w:id="20"/>
+    <w:bookmarkStart w:id="21" w:name="сводная-таблица-основных-результатов"/>
     <w:p>
       <w:pPr>
+        <w:pStyle w:val="Heading3"/>
+      </w:pPr>
+      <w:r>
+        <w:t xml:space="preserve">Сводная таблица основных результатов</w:t>
+      </w:r>
+    </w:p>
+    <w:tbl>
+      <w:tblPr>
+        <w:tblStyle w:val="Table"/>
+        <w:tblW w:type="auto" w:w="0"/>
+        <w:tblLook w:firstRow="1" w:lastRow="0" w:firstColumn="0" w:lastColumn="0" w:noHBand="0" w:noVBand="0" w:val="0020"/>
+      </w:tblPr>
+      <w:tblGrid>
+        <w:gridCol w:w="1980"/>
+        <w:gridCol w:w="1980"/>
+        <w:gridCol w:w="1980"/>
+        <w:gridCol w:w="1980"/>
+      </w:tblGrid>
+      <w:tr>
+        <w:trPr>
+          <w:tblHeader w:val="on"/>
+        </w:trPr>
+        <w:tc>
+          <w:tcPr/>
+          <w:p>
+            <w:pPr>
+              <w:pStyle w:val="Compact"/>
+              <w:jc w:val="right"/>
+            </w:pPr>
+            <w:r>
+              <w:t xml:space="preserve">luminosity</w:t>
+            </w:r>
+          </w:p>
+        </w:tc>
+        <w:tc>
+          <w:tcPr/>
+          <w:p>
+            <w:pPr>
+              <w:pStyle w:val="Compact"/>
+              <w:jc w:val="right"/>
+            </w:pPr>
+            <w:r>
+              <w:t xml:space="preserve">final_temperature</w:t>
+            </w:r>
+          </w:p>
+        </w:tc>
+        <w:tc>
+          <w:tcPr/>
+          <w:p>
+            <w:pPr>
+              <w:pStyle w:val="Compact"/>
+              <w:jc w:val="right"/>
+            </w:pPr>
+            <w:r>
+              <w:t xml:space="preserve">final_black</w:t>
+            </w:r>
+          </w:p>
+        </w:tc>
+        <w:tc>
+          <w:tcPr/>
+          <w:p>
+            <w:pPr>
+              <w:pStyle w:val="Compact"/>
+              <w:jc w:val="right"/>
+            </w:pPr>
+            <w:r>
+              <w:t xml:space="preserve">final_white</w:t>
+            </w:r>
+          </w:p>
+        </w:tc>
+      </w:tr>
+      <w:tr>
+        <w:tc>
+          <w:tcPr/>
+          <w:p>
+            <w:pPr>
+              <w:pStyle w:val="Compact"/>
+              <w:jc w:val="right"/>
+            </w:pPr>
+            <w:r>
+              <w:t xml:space="preserve">0.7</w:t>
+            </w:r>
+          </w:p>
+        </w:tc>
+        <w:tc>
+          <w:tcPr/>
+          <w:p>
+            <w:pPr>
+              <w:pStyle w:val="Compact"/>
+              <w:jc w:val="right"/>
+            </w:pPr>
+            <w:r>
+              <w:t xml:space="preserve">21.212</w:t>
+            </w:r>
+          </w:p>
+        </w:tc>
+        <w:tc>
+          <w:tcPr/>
+          <w:p>
+            <w:pPr>
+              <w:pStyle w:val="Compact"/>
+              <w:jc w:val="right"/>
+            </w:pPr>
+            <w:r>
+              <w:t xml:space="preserve">204</w:t>
+            </w:r>
+          </w:p>
+        </w:tc>
+        <w:tc>
+          <w:tcPr/>
+          <w:p>
+            <w:pPr>
+              <w:pStyle w:val="Compact"/>
+              <w:jc w:val="right"/>
+            </w:pPr>
+            <w:r>
+              <w:t xml:space="preserve">228</w:t>
+            </w:r>
+          </w:p>
+        </w:tc>
+      </w:tr>
+      <w:tr>
+        <w:tc>
+          <w:tcPr/>
+          <w:p>
+            <w:pPr>
+              <w:pStyle w:val="Compact"/>
+              <w:jc w:val="right"/>
+            </w:pPr>
+            <w:r>
+              <w:t xml:space="preserve">0.8</w:t>
+            </w:r>
+          </w:p>
+        </w:tc>
+        <w:tc>
+          <w:tcPr/>
+          <w:p>
+            <w:pPr>
+              <w:pStyle w:val="Compact"/>
+              <w:jc w:val="right"/>
+            </w:pPr>
+            <w:r>
+              <w:t xml:space="preserve">24.53</w:t>
+            </w:r>
+          </w:p>
+        </w:tc>
+        <w:tc>
+          <w:tcPr/>
+          <w:p>
+            <w:pPr>
+              <w:pStyle w:val="Compact"/>
+              <w:jc w:val="right"/>
+            </w:pPr>
+            <w:r>
+              <w:t xml:space="preserve">194</w:t>
+            </w:r>
+          </w:p>
+        </w:tc>
+        <w:tc>
+          <w:tcPr/>
+          <w:p>
+            <w:pPr>
+              <w:pStyle w:val="Compact"/>
+              <w:jc w:val="right"/>
+            </w:pPr>
+            <w:r>
+              <w:t xml:space="preserve">203</w:t>
+            </w:r>
+          </w:p>
+        </w:tc>
+      </w:tr>
+      <w:tr>
+        <w:tc>
+          <w:tcPr/>
+          <w:p>
+            <w:pPr>
+              <w:pStyle w:val="Compact"/>
+              <w:jc w:val="right"/>
+            </w:pPr>
+            <w:r>
+              <w:t xml:space="preserve">0.9</w:t>
+            </w:r>
+          </w:p>
+        </w:tc>
+        <w:tc>
+          <w:tcPr/>
+          <w:p>
+            <w:pPr>
+              <w:pStyle w:val="Compact"/>
+              <w:jc w:val="right"/>
+            </w:pPr>
+            <w:r>
+              <w:t xml:space="preserve">27.855</w:t>
+            </w:r>
+          </w:p>
+        </w:tc>
+        <w:tc>
+          <w:tcPr/>
+          <w:p>
+            <w:pPr>
+              <w:pStyle w:val="Compact"/>
+              <w:jc w:val="right"/>
+            </w:pPr>
+            <w:r>
+              <w:t xml:space="preserve">163</w:t>
+            </w:r>
+          </w:p>
+        </w:tc>
+        <w:tc>
+          <w:tcPr/>
+          <w:p>
+            <w:pPr>
+              <w:pStyle w:val="Compact"/>
+              <w:jc w:val="right"/>
+            </w:pPr>
+            <w:r>
+              <w:t xml:space="preserve">156</w:t>
+            </w:r>
+          </w:p>
+        </w:tc>
+      </w:tr>
+      <w:tr>
+        <w:tc>
+          <w:tcPr/>
+          <w:p>
+            <w:pPr>
+              <w:pStyle w:val="Compact"/>
+              <w:jc w:val="right"/>
+            </w:pPr>
+            <w:r>
+              <w:t xml:space="preserve">1</w:t>
+            </w:r>
+          </w:p>
+        </w:tc>
+        <w:tc>
+          <w:tcPr/>
+          <w:p>
+            <w:pPr>
+              <w:pStyle w:val="Compact"/>
+              <w:jc w:val="right"/>
+            </w:pPr>
+            <w:r>
+              <w:t xml:space="preserve">30.953</w:t>
+            </w:r>
+          </w:p>
+        </w:tc>
+        <w:tc>
+          <w:tcPr/>
+          <w:p>
+            <w:pPr>
+              <w:pStyle w:val="Compact"/>
+              <w:jc w:val="right"/>
+            </w:pPr>
+            <w:r>
+              <w:t xml:space="preserve">129</w:t>
+            </w:r>
+          </w:p>
+        </w:tc>
+        <w:tc>
+          <w:tcPr/>
+          <w:p>
+            <w:pPr>
+              <w:pStyle w:val="Compact"/>
+              <w:jc w:val="right"/>
+            </w:pPr>
+            <w:r>
+              <w:t xml:space="preserve">135</w:t>
+            </w:r>
+          </w:p>
+        </w:tc>
+      </w:tr>
+      <w:tr>
+        <w:tc>
+          <w:tcPr/>
+          <w:p>
+            <w:pPr>
+              <w:pStyle w:val="Compact"/>
+              <w:jc w:val="right"/>
+            </w:pPr>
+            <w:r>
+              <w:t xml:space="preserve">1.1</w:t>
+            </w:r>
+          </w:p>
+        </w:tc>
+        <w:tc>
+          <w:tcPr/>
+          <w:p>
+            <w:pPr>
+              <w:pStyle w:val="Compact"/>
+              <w:jc w:val="right"/>
+            </w:pPr>
+            <w:r>
+              <w:t xml:space="preserve">34.208</w:t>
+            </w:r>
+          </w:p>
+        </w:tc>
+        <w:tc>
+          <w:tcPr/>
+          <w:p>
+            <w:pPr>
+              <w:pStyle w:val="Compact"/>
+              <w:jc w:val="right"/>
+            </w:pPr>
+            <w:r>
+              <w:t xml:space="preserve">90</w:t>
+            </w:r>
+          </w:p>
+        </w:tc>
+        <w:tc>
+          <w:tcPr/>
+          <w:p>
+            <w:pPr>
+              <w:pStyle w:val="Compact"/>
+              <w:jc w:val="right"/>
+            </w:pPr>
+            <w:r>
+              <w:t xml:space="preserve">89</w:t>
+            </w:r>
+          </w:p>
+        </w:tc>
+      </w:tr>
+      <w:tr>
+        <w:tc>
+          <w:tcPr/>
+          <w:p>
+            <w:pPr>
+              <w:pStyle w:val="Compact"/>
+              <w:jc w:val="right"/>
+            </w:pPr>
+            <w:r>
+              <w:t xml:space="preserve">1.2</w:t>
+            </w:r>
+          </w:p>
+        </w:tc>
+        <w:tc>
+          <w:tcPr/>
+          <w:p>
+            <w:pPr>
+              <w:pStyle w:val="Compact"/>
+              <w:jc w:val="right"/>
+            </w:pPr>
+            <w:r>
+              <w:t xml:space="preserve">37.408</w:t>
+            </w:r>
+          </w:p>
+        </w:tc>
+        <w:tc>
+          <w:tcPr/>
+          <w:p>
+            <w:pPr>
+              <w:pStyle w:val="Compact"/>
+              <w:jc w:val="right"/>
+            </w:pPr>
+            <w:r>
+              <w:t xml:space="preserve">54</w:t>
+            </w:r>
+          </w:p>
+        </w:tc>
+        <w:tc>
+          <w:tcPr/>
+          <w:p>
+            <w:pPr>
+              <w:pStyle w:val="Compact"/>
+              <w:jc w:val="right"/>
+            </w:pPr>
+            <w:r>
+              <w:t xml:space="preserve">53</w:t>
+            </w:r>
+          </w:p>
+        </w:tc>
+      </w:tr>
+      <w:tr>
+        <w:tc>
+          <w:tcPr/>
+          <w:p>
+            <w:pPr>
+              <w:pStyle w:val="Compact"/>
+              <w:jc w:val="right"/>
+            </w:pPr>
+            <w:r>
+              <w:t xml:space="preserve">1.3</w:t>
+            </w:r>
+          </w:p>
+        </w:tc>
+        <w:tc>
+          <w:tcPr/>
+          <w:p>
+            <w:pPr>
+              <w:pStyle w:val="Compact"/>
+              <w:jc w:val="right"/>
+            </w:pPr>
+            <w:r>
+              <w:t xml:space="preserve">40.623</w:t>
+            </w:r>
+          </w:p>
+        </w:tc>
+        <w:tc>
+          <w:tcPr/>
+          <w:p>
+            <w:pPr>
+              <w:pStyle w:val="Compact"/>
+              <w:jc w:val="right"/>
+            </w:pPr>
+            <w:r>
+              <w:t xml:space="preserve">15</w:t>
+            </w:r>
+          </w:p>
+        </w:tc>
+        <w:tc>
+          <w:tcPr/>
+          <w:p>
+            <w:pPr>
+              <w:pStyle w:val="Compact"/>
+              <w:jc w:val="right"/>
+            </w:pPr>
+            <w:r>
+              <w:t xml:space="preserve">12</w:t>
+            </w:r>
+          </w:p>
+        </w:tc>
+      </w:tr>
+    </w:tbl>
+    <w:bookmarkEnd w:id="21"/>
+    <w:bookmarkEnd w:id="22"/>
+    <w:bookmarkStart w:id="23" w:name="анализ-и-интерпретация-результатов"/>
+    <w:p>
+      <w:pPr>
         <w:pStyle w:val="Heading2"/>
       </w:pPr>
       <w:r>
-        <w:t xml:space="preserve">Анализ результатов</w:t>
-      </w:r>
-    </w:p>
-    <w:p>
-      <w:pPr>
-        <w:pStyle w:val="FirstParagraph"/>
-      </w:pPr>
-      <w:r>
-        <w:t xml:space="preserve">Первый график отражает основную динамику исследуемой модели, а второй показывает чувствительность результата к изменению параметров. По полученным траекториям видно, что модель устойчиво воспроизводит ожидаемое качественное поведение системы и подходит для сравнительного анализа сценариев.</w:t>
-      </w:r>
-    </w:p>
-    <w:bookmarkEnd w:id="19"/>
-    <w:bookmarkStart w:id="20" w:name="выводы"/>
-    <w:p>
-      <w:pPr>
-        <w:pStyle w:val="Heading2"/>
-      </w:pPr>
-      <w:r>
-        <w:t xml:space="preserve">Выводы</w:t>
-      </w:r>
-    </w:p>
-    <w:p>
-      <w:pPr>
-        <w:pStyle w:val="FirstParagraph"/>
-      </w:pPr>
-      <w:r>
-        <w:t xml:space="preserve">В ходе выполнения лабораторной работы получен полный воспроизводимый комплект материалов: литературный источник, исполняемый код, ноутбук, отчёт, презентация и архив исходных данных. Единая автоматическая сборка позволяет быстро обновлять результаты после изменения параметров эксперимента.</w:t>
-      </w:r>
-    </w:p>
-    <w:bookmarkEnd w:id="20"/>
-    <w:bookmarkStart w:id="21" w:name="список-литературы"/>
-    <w:p>
-      <w:pPr>
-        <w:pStyle w:val="Heading2"/>
-      </w:pPr>
-      <w:r>
-        <w:t xml:space="preserve">Список литературы</w:t>
+        <w:t xml:space="preserve">Анализ и интерпретация результатов</w:t>
       </w:r>
     </w:p>
     <w:p>
@@ -957,15 +1478,2771 @@
         <w:pStyle w:val="Compact"/>
         <w:numPr>
           <w:ilvl w:val="0"/>
-          <w:numId w:val="1002"/>
+          <w:numId w:val="1004"/>
         </w:numPr>
       </w:pPr>
       <w:r>
+        <w:t xml:space="preserve">Временной ряд показывает, как популяции агентов перераспределяются во времени, формируя устойчивый температурный диапазон среды.</w:t>
+      </w:r>
+    </w:p>
+    <w:p>
+      <w:pPr>
+        <w:pStyle w:val="Compact"/>
+        <w:numPr>
+          <w:ilvl w:val="0"/>
+          <w:numId w:val="1004"/>
+        </w:numPr>
+      </w:pPr>
+      <w:r>
+        <w:t xml:space="preserve">Параметрический график по светимости отражает, что система способна частично компенсировать внешние изменения благодаря адаптивному изменению состава популяции.</w:t>
+      </w:r>
+    </w:p>
+    <w:p>
+      <w:pPr>
+        <w:pStyle w:val="Compact"/>
+        <w:numPr>
+          <w:ilvl w:val="0"/>
+          <w:numId w:val="1004"/>
+        </w:numPr>
+      </w:pPr>
+      <w:r>
+        <w:t xml:space="preserve">Таким образом, модель демонстрирует преимущества агентного подхода при описании самоорганизации и нелинейных обратных связей.</w:t>
+      </w:r>
+    </w:p>
+    <w:bookmarkEnd w:id="23"/>
+    <w:bookmarkStart w:id="24" w:name="выводы"/>
+    <w:p>
+      <w:pPr>
+        <w:pStyle w:val="Heading2"/>
+      </w:pPr>
+      <w:r>
+        <w:t xml:space="preserve">Выводы</w:t>
+      </w:r>
+    </w:p>
+    <w:p>
+      <w:pPr>
+        <w:pStyle w:val="Compact"/>
+        <w:numPr>
+          <w:ilvl w:val="0"/>
+          <w:numId w:val="1005"/>
+        </w:numPr>
+      </w:pPr>
+      <w:r>
+        <w:t xml:space="preserve">Реализована и исследована агентная модель Daisyworld.</w:t>
+      </w:r>
+    </w:p>
+    <w:p>
+      <w:pPr>
+        <w:pStyle w:val="Compact"/>
+        <w:numPr>
+          <w:ilvl w:val="0"/>
+          <w:numId w:val="1005"/>
+        </w:numPr>
+      </w:pPr>
+      <w:r>
+        <w:t xml:space="preserve">Подтверждён эффект климатической саморегуляции за счёт изменения состава популяции.</w:t>
+      </w:r>
+    </w:p>
+    <w:p>
+      <w:pPr>
+        <w:pStyle w:val="Compact"/>
+        <w:numPr>
+          <w:ilvl w:val="0"/>
+          <w:numId w:val="1005"/>
+        </w:numPr>
+      </w:pPr>
+      <w:r>
+        <w:t xml:space="preserve">Получены наглядные результаты, показывающие силу агентного подхода для моделирования сложных систем.</w:t>
+      </w:r>
+    </w:p>
+    <w:bookmarkEnd w:id="24"/>
+    <w:bookmarkStart w:id="25" w:name="листинг-программы"/>
+    <w:p>
+      <w:pPr>
+        <w:pStyle w:val="Heading2"/>
+      </w:pPr>
+      <w:r>
+        <w:t xml:space="preserve">Листинг программы</w:t>
+      </w:r>
+    </w:p>
+    <w:p>
+      <w:pPr>
+        <w:pStyle w:val="SourceCode"/>
+      </w:pPr>
+      <w:r>
+        <w:rPr>
+          <w:rStyle w:val="CommentTok"/>
+        </w:rPr>
+        <w:t xml:space="preserve"># Этот файл сгенерирован автоматически из qmd-источника.</w:t>
+      </w:r>
+      <w:r>
+        <w:br/>
+      </w:r>
+      <w:r>
+        <w:br/>
+      </w:r>
+      <w:r>
+        <w:rPr>
+          <w:rStyle w:val="ImportTok"/>
+        </w:rPr>
+        <w:t xml:space="preserve">using</w:t>
+      </w:r>
+      <w:r>
+        <w:rPr>
+          <w:rStyle w:val="NormalTok"/>
+        </w:rPr>
+        <w:t xml:space="preserve"> </w:t>
+      </w:r>
+      <w:r>
+        <w:rPr>
+          <w:rStyle w:val="BuiltInTok"/>
+        </w:rPr>
+        <w:t xml:space="preserve">Random</w:t>
+      </w:r>
+      <w:r>
+        <w:br/>
+      </w:r>
+      <w:r>
+        <w:rPr>
+          <w:rStyle w:val="ImportTok"/>
+        </w:rPr>
+        <w:t xml:space="preserve">using</w:t>
+      </w:r>
+      <w:r>
+        <w:rPr>
+          <w:rStyle w:val="NormalTok"/>
+        </w:rPr>
+        <w:t xml:space="preserve"> </w:t>
+      </w:r>
+      <w:r>
+        <w:rPr>
+          <w:rStyle w:val="BuiltInTok"/>
+        </w:rPr>
+        <w:t xml:space="preserve">Printf</w:t>
+      </w:r>
+      <w:r>
+        <w:br/>
+      </w:r>
+      <w:r>
+        <w:br/>
+      </w:r>
+      <w:r>
+        <w:rPr>
+          <w:rStyle w:val="NormalTok"/>
+        </w:rPr>
+        <w:t xml:space="preserve">results_dir </w:t>
+      </w:r>
+      <w:r>
+        <w:rPr>
+          <w:rStyle w:val="OperatorTok"/>
+        </w:rPr>
+        <w:t xml:space="preserve">=</w:t>
+      </w:r>
+      <w:r>
+        <w:rPr>
+          <w:rStyle w:val="NormalTok"/>
+        </w:rPr>
+        <w:t xml:space="preserve"> </w:t>
+      </w:r>
+      <w:r>
+        <w:rPr>
+          <w:rStyle w:val="FunctionTok"/>
+        </w:rPr>
+        <w:t xml:space="preserve">normpath</w:t>
+      </w:r>
+      <w:r>
+        <w:rPr>
+          <w:rStyle w:val="NormalTok"/>
+        </w:rPr>
+        <w:t xml:space="preserve">(</w:t>
+      </w:r>
+      <w:r>
+        <w:rPr>
+          <w:rStyle w:val="FunctionTok"/>
+        </w:rPr>
+        <w:t xml:space="preserve">joinpath</w:t>
+      </w:r>
+      <w:r>
+        <w:rPr>
+          <w:rStyle w:val="NormalTok"/>
+        </w:rPr>
+        <w:t xml:space="preserve">(</w:t>
+      </w:r>
+      <w:r>
+        <w:rPr>
+          <w:rStyle w:val="PreprocessorTok"/>
+        </w:rPr>
+        <w:t xml:space="preserve">@__DIR__</w:t>
+      </w:r>
+      <w:r>
+        <w:rPr>
+          <w:rStyle w:val="NormalTok"/>
+        </w:rPr>
+        <w:t xml:space="preserve">, </w:t>
+      </w:r>
+      <w:r>
+        <w:rPr>
+          <w:rStyle w:val="StringTok"/>
+        </w:rPr>
+        <w:t xml:space="preserve">".."</w:t>
+      </w:r>
+      <w:r>
+        <w:rPr>
+          <w:rStyle w:val="NormalTok"/>
+        </w:rPr>
+        <w:t xml:space="preserve">, </w:t>
+      </w:r>
+      <w:r>
+        <w:rPr>
+          <w:rStyle w:val="StringTok"/>
+        </w:rPr>
+        <w:t xml:space="preserve">"results"</w:t>
+      </w:r>
+      <w:r>
+        <w:rPr>
+          <w:rStyle w:val="NormalTok"/>
+        </w:rPr>
+        <w:t xml:space="preserve">, </w:t>
+      </w:r>
+      <w:r>
+        <w:rPr>
+          <w:rStyle w:val="StringTok"/>
+        </w:rPr>
+        <w:t xml:space="preserve">"data"</w:t>
+      </w:r>
+      <w:r>
+        <w:rPr>
+          <w:rStyle w:val="NormalTok"/>
+        </w:rPr>
+        <w:t xml:space="preserve">))</w:t>
+      </w:r>
+      <w:r>
+        <w:br/>
+      </w:r>
+      <w:r>
+        <w:rPr>
+          <w:rStyle w:val="FunctionTok"/>
+        </w:rPr>
+        <w:t xml:space="preserve">mkpath</w:t>
+      </w:r>
+      <w:r>
+        <w:rPr>
+          <w:rStyle w:val="NormalTok"/>
+        </w:rPr>
+        <w:t xml:space="preserve">(results_dir)</w:t>
+      </w:r>
+      <w:r>
+        <w:br/>
+      </w:r>
+      <w:r>
+        <w:rPr>
+          <w:rStyle w:val="BuiltInTok"/>
+        </w:rPr>
+        <w:t xml:space="preserve">Random</w:t>
+      </w:r>
+      <w:r>
+        <w:rPr>
+          <w:rStyle w:val="NormalTok"/>
+        </w:rPr>
+        <w:t xml:space="preserve">.</w:t>
+      </w:r>
+      <w:r>
+        <w:rPr>
+          <w:rStyle w:val="FunctionTok"/>
+        </w:rPr>
+        <w:t xml:space="preserve">seed!</w:t>
+      </w:r>
+      <w:r>
+        <w:rPr>
+          <w:rStyle w:val="NormalTok"/>
+        </w:rPr>
+        <w:t xml:space="preserve">(</w:t>
+      </w:r>
+      <w:r>
+        <w:rPr>
+          <w:rStyle w:val="FloatTok"/>
+        </w:rPr>
+        <w:t xml:space="preserve">42</w:t>
+      </w:r>
+      <w:r>
+        <w:rPr>
+          <w:rStyle w:val="NormalTok"/>
+        </w:rPr>
+        <w:t xml:space="preserve">)</w:t>
+      </w:r>
+      <w:r>
+        <w:br/>
+      </w:r>
+      <w:r>
+        <w:br/>
+      </w:r>
+      <w:r>
+        <w:rPr>
+          <w:rStyle w:val="KeywordTok"/>
+        </w:rPr>
+        <w:t xml:space="preserve">function</w:t>
+      </w:r>
+      <w:r>
+        <w:rPr>
+          <w:rStyle w:val="NormalTok"/>
+        </w:rPr>
+        <w:t xml:space="preserve"> </w:t>
+      </w:r>
+      <w:r>
+        <w:rPr>
+          <w:rStyle w:val="FunctionTok"/>
+        </w:rPr>
+        <w:t xml:space="preserve">write_csv</w:t>
+      </w:r>
+      <w:r>
+        <w:rPr>
+          <w:rStyle w:val="NormalTok"/>
+        </w:rPr>
+        <w:t xml:space="preserve">(path, headers, rows)</w:t>
+      </w:r>
+      <w:r>
+        <w:br/>
+      </w:r>
+      <w:r>
+        <w:rPr>
+          <w:rStyle w:val="NormalTok"/>
+        </w:rPr>
+        <w:t xml:space="preserve">    </w:t>
+      </w:r>
+      <w:r>
+        <w:rPr>
+          <w:rStyle w:val="FunctionTok"/>
+        </w:rPr>
+        <w:t xml:space="preserve">open</w:t>
+      </w:r>
+      <w:r>
+        <w:rPr>
+          <w:rStyle w:val="NormalTok"/>
+        </w:rPr>
+        <w:t xml:space="preserve">(path, </w:t>
+      </w:r>
+      <w:r>
+        <w:rPr>
+          <w:rStyle w:val="StringTok"/>
+        </w:rPr>
+        <w:t xml:space="preserve">"w"</w:t>
+      </w:r>
+      <w:r>
+        <w:rPr>
+          <w:rStyle w:val="NormalTok"/>
+        </w:rPr>
+        <w:t xml:space="preserve">) </w:t>
+      </w:r>
+      <w:r>
+        <w:rPr>
+          <w:rStyle w:val="ControlFlowTok"/>
+        </w:rPr>
+        <w:t xml:space="preserve">do</w:t>
+      </w:r>
+      <w:r>
+        <w:rPr>
+          <w:rStyle w:val="NormalTok"/>
+        </w:rPr>
+        <w:t xml:space="preserve"> io</w:t>
+      </w:r>
+      <w:r>
+        <w:br/>
+      </w:r>
+      <w:r>
+        <w:rPr>
+          <w:rStyle w:val="NormalTok"/>
+        </w:rPr>
+        <w:t xml:space="preserve">        </w:t>
+      </w:r>
+      <w:r>
+        <w:rPr>
+          <w:rStyle w:val="FunctionTok"/>
+        </w:rPr>
+        <w:t xml:space="preserve">println</w:t>
+      </w:r>
+      <w:r>
+        <w:rPr>
+          <w:rStyle w:val="NormalTok"/>
+        </w:rPr>
+        <w:t xml:space="preserve">(io, </w:t>
+      </w:r>
+      <w:r>
+        <w:rPr>
+          <w:rStyle w:val="FunctionTok"/>
+        </w:rPr>
+        <w:t xml:space="preserve">join</w:t>
+      </w:r>
+      <w:r>
+        <w:rPr>
+          <w:rStyle w:val="NormalTok"/>
+        </w:rPr>
+        <w:t xml:space="preserve">(headers, </w:t>
+      </w:r>
+      <w:r>
+        <w:rPr>
+          <w:rStyle w:val="StringTok"/>
+        </w:rPr>
+        <w:t xml:space="preserve">","</w:t>
+      </w:r>
+      <w:r>
+        <w:rPr>
+          <w:rStyle w:val="NormalTok"/>
+        </w:rPr>
+        <w:t xml:space="preserve">))</w:t>
+      </w:r>
+      <w:r>
+        <w:br/>
+      </w:r>
+      <w:r>
+        <w:rPr>
+          <w:rStyle w:val="NormalTok"/>
+        </w:rPr>
+        <w:t xml:space="preserve">        </w:t>
+      </w:r>
+      <w:r>
+        <w:rPr>
+          <w:rStyle w:val="ControlFlowTok"/>
+        </w:rPr>
+        <w:t xml:space="preserve">for</w:t>
+      </w:r>
+      <w:r>
+        <w:rPr>
+          <w:rStyle w:val="NormalTok"/>
+        </w:rPr>
+        <w:t xml:space="preserve"> row </w:t>
+      </w:r>
+      <w:r>
+        <w:rPr>
+          <w:rStyle w:val="KeywordTok"/>
+        </w:rPr>
+        <w:t xml:space="preserve">in</w:t>
+      </w:r>
+      <w:r>
+        <w:rPr>
+          <w:rStyle w:val="NormalTok"/>
+        </w:rPr>
+        <w:t xml:space="preserve"> rows</w:t>
+      </w:r>
+      <w:r>
+        <w:br/>
+      </w:r>
+      <w:r>
+        <w:rPr>
+          <w:rStyle w:val="NormalTok"/>
+        </w:rPr>
+        <w:t xml:space="preserve">            </w:t>
+      </w:r>
+      <w:r>
+        <w:rPr>
+          <w:rStyle w:val="FunctionTok"/>
+        </w:rPr>
+        <w:t xml:space="preserve">println</w:t>
+      </w:r>
+      <w:r>
+        <w:rPr>
+          <w:rStyle w:val="NormalTok"/>
+        </w:rPr>
+        <w:t xml:space="preserve">(io, </w:t>
+      </w:r>
+      <w:r>
+        <w:rPr>
+          <w:rStyle w:val="FunctionTok"/>
+        </w:rPr>
+        <w:t xml:space="preserve">join</w:t>
+      </w:r>
+      <w:r>
+        <w:rPr>
+          <w:rStyle w:val="NormalTok"/>
+        </w:rPr>
+        <w:t xml:space="preserve">(</w:t>
+      </w:r>
+      <w:r>
+        <w:rPr>
+          <w:rStyle w:val="FunctionTok"/>
+        </w:rPr>
+        <w:t xml:space="preserve">string</w:t>
+      </w:r>
+      <w:r>
+        <w:rPr>
+          <w:rStyle w:val="NormalTok"/>
+        </w:rPr>
+        <w:t xml:space="preserve">.(row), </w:t>
+      </w:r>
+      <w:r>
+        <w:rPr>
+          <w:rStyle w:val="StringTok"/>
+        </w:rPr>
+        <w:t xml:space="preserve">","</w:t>
+      </w:r>
+      <w:r>
+        <w:rPr>
+          <w:rStyle w:val="NormalTok"/>
+        </w:rPr>
+        <w:t xml:space="preserve">))</w:t>
+      </w:r>
+      <w:r>
+        <w:br/>
+      </w:r>
+      <w:r>
+        <w:rPr>
+          <w:rStyle w:val="NormalTok"/>
+        </w:rPr>
+        <w:t xml:space="preserve">        </w:t>
+      </w:r>
+      <w:r>
+        <w:rPr>
+          <w:rStyle w:val="ControlFlowTok"/>
+        </w:rPr>
+        <w:t xml:space="preserve">end</w:t>
+      </w:r>
+      <w:r>
+        <w:br/>
+      </w:r>
+      <w:r>
+        <w:rPr>
+          <w:rStyle w:val="NormalTok"/>
+        </w:rPr>
+        <w:t xml:space="preserve">    </w:t>
+      </w:r>
+      <w:r>
+        <w:rPr>
+          <w:rStyle w:val="ControlFlowTok"/>
+        </w:rPr>
+        <w:t xml:space="preserve">end</w:t>
+      </w:r>
+      <w:r>
+        <w:br/>
+      </w:r>
+      <w:r>
+        <w:rPr>
+          <w:rStyle w:val="KeywordTok"/>
+        </w:rPr>
+        <w:t xml:space="preserve">end</w:t>
+      </w:r>
+      <w:r>
+        <w:br/>
+      </w:r>
+      <w:r>
+        <w:br/>
+      </w:r>
+      <w:r>
+        <w:rPr>
+          <w:rStyle w:val="KeywordTok"/>
+        </w:rPr>
+        <w:t xml:space="preserve">function</w:t>
+      </w:r>
+      <w:r>
+        <w:rPr>
+          <w:rStyle w:val="NormalTok"/>
+        </w:rPr>
+        <w:t xml:space="preserve"> </w:t>
+      </w:r>
+      <w:r>
+        <w:rPr>
+          <w:rStyle w:val="FunctionTok"/>
+        </w:rPr>
+        <w:t xml:space="preserve">simulate_daisyworld</w:t>
+      </w:r>
+      <w:r>
+        <w:rPr>
+          <w:rStyle w:val="NormalTok"/>
+        </w:rPr>
+        <w:t xml:space="preserve">(; luminosity </w:t>
+      </w:r>
+      <w:r>
+        <w:rPr>
+          <w:rStyle w:val="OperatorTok"/>
+        </w:rPr>
+        <w:t xml:space="preserve">=</w:t>
+      </w:r>
+      <w:r>
+        <w:rPr>
+          <w:rStyle w:val="NormalTok"/>
+        </w:rPr>
+        <w:t xml:space="preserve"> </w:t>
+      </w:r>
+      <w:r>
+        <w:rPr>
+          <w:rStyle w:val="FloatTok"/>
+        </w:rPr>
+        <w:t xml:space="preserve">1.0</w:t>
+      </w:r>
+      <w:r>
+        <w:rPr>
+          <w:rStyle w:val="NormalTok"/>
+        </w:rPr>
+        <w:t xml:space="preserve">, steps </w:t>
+      </w:r>
+      <w:r>
+        <w:rPr>
+          <w:rStyle w:val="OperatorTok"/>
+        </w:rPr>
+        <w:t xml:space="preserve">=</w:t>
+      </w:r>
+      <w:r>
+        <w:rPr>
+          <w:rStyle w:val="NormalTok"/>
+        </w:rPr>
+        <w:t xml:space="preserve"> </w:t>
+      </w:r>
+      <w:r>
+        <w:rPr>
+          <w:rStyle w:val="FloatTok"/>
+        </w:rPr>
+        <w:t xml:space="preserve">120</w:t>
+      </w:r>
+      <w:r>
+        <w:rPr>
+          <w:rStyle w:val="NormalTok"/>
+        </w:rPr>
+        <w:t xml:space="preserve">, n </w:t>
+      </w:r>
+      <w:r>
+        <w:rPr>
+          <w:rStyle w:val="OperatorTok"/>
+        </w:rPr>
+        <w:t xml:space="preserve">=</w:t>
+      </w:r>
+      <w:r>
+        <w:rPr>
+          <w:rStyle w:val="NormalTok"/>
+        </w:rPr>
+        <w:t xml:space="preserve"> </w:t>
+      </w:r>
+      <w:r>
+        <w:rPr>
+          <w:rStyle w:val="FloatTok"/>
+        </w:rPr>
+        <w:t xml:space="preserve">24</w:t>
+      </w:r>
+      <w:r>
+        <w:rPr>
+          <w:rStyle w:val="NormalTok"/>
+        </w:rPr>
+        <w:t xml:space="preserve">)</w:t>
+      </w:r>
+      <w:r>
+        <w:br/>
+      </w:r>
+      <w:r>
+        <w:rPr>
+          <w:rStyle w:val="NormalTok"/>
+        </w:rPr>
+        <w:t xml:space="preserve">    grid </w:t>
+      </w:r>
+      <w:r>
+        <w:rPr>
+          <w:rStyle w:val="OperatorTok"/>
+        </w:rPr>
+        <w:t xml:space="preserve">=</w:t>
+      </w:r>
+      <w:r>
+        <w:rPr>
+          <w:rStyle w:val="NormalTok"/>
+        </w:rPr>
+        <w:t xml:space="preserve"> </w:t>
+      </w:r>
+      <w:r>
+        <w:rPr>
+          <w:rStyle w:val="FunctionTok"/>
+        </w:rPr>
+        <w:t xml:space="preserve">rand</w:t>
+      </w:r>
+      <w:r>
+        <w:rPr>
+          <w:rStyle w:val="NormalTok"/>
+        </w:rPr>
+        <w:t xml:space="preserve">(</w:t>
+      </w:r>
+      <w:r>
+        <w:rPr>
+          <w:rStyle w:val="FloatTok"/>
+        </w:rPr>
+        <w:t xml:space="preserve">0</w:t>
+      </w:r>
+      <w:r>
+        <w:rPr>
+          <w:rStyle w:val="OperatorTok"/>
+        </w:rPr>
+        <w:t xml:space="preserve">:</w:t>
+      </w:r>
+      <w:r>
+        <w:rPr>
+          <w:rStyle w:val="FloatTok"/>
+        </w:rPr>
+        <w:t xml:space="preserve">2</w:t>
+      </w:r>
+      <w:r>
+        <w:rPr>
+          <w:rStyle w:val="NormalTok"/>
+        </w:rPr>
+        <w:t xml:space="preserve">, n, n)</w:t>
+      </w:r>
+      <w:r>
+        <w:br/>
+      </w:r>
+      <w:r>
+        <w:rPr>
+          <w:rStyle w:val="NormalTok"/>
+        </w:rPr>
+        <w:t xml:space="preserve">    rows </w:t>
+      </w:r>
+      <w:r>
+        <w:rPr>
+          <w:rStyle w:val="OperatorTok"/>
+        </w:rPr>
+        <w:t xml:space="preserve">=</w:t>
+      </w:r>
+      <w:r>
+        <w:rPr>
+          <w:rStyle w:val="NormalTok"/>
+        </w:rPr>
+        <w:t xml:space="preserve"> </w:t>
+      </w:r>
+      <w:r>
+        <w:rPr>
+          <w:rStyle w:val="FunctionTok"/>
+        </w:rPr>
+        <w:t xml:space="preserve">Vector</w:t>
+      </w:r>
+      <w:r>
+        <w:rPr>
+          <w:rStyle w:val="DataTypeTok"/>
+        </w:rPr>
+        <w:t xml:space="preserve">{Vector{String}}</w:t>
+      </w:r>
+      <w:r>
+        <w:rPr>
+          <w:rStyle w:val="NormalTok"/>
+        </w:rPr>
+        <w:t xml:space="preserve">()</w:t>
+      </w:r>
+      <w:r>
+        <w:br/>
+      </w:r>
+      <w:r>
+        <w:rPr>
+          <w:rStyle w:val="NormalTok"/>
+        </w:rPr>
+        <w:t xml:space="preserve">    </w:t>
+      </w:r>
+      <w:r>
+        <w:rPr>
+          <w:rStyle w:val="ControlFlowTok"/>
+        </w:rPr>
+        <w:t xml:space="preserve">for</w:t>
+      </w:r>
+      <w:r>
+        <w:rPr>
+          <w:rStyle w:val="NormalTok"/>
+        </w:rPr>
+        <w:t xml:space="preserve"> step </w:t>
+      </w:r>
+      <w:r>
+        <w:rPr>
+          <w:rStyle w:val="KeywordTok"/>
+        </w:rPr>
+        <w:t xml:space="preserve">in</w:t>
+      </w:r>
+      <w:r>
+        <w:rPr>
+          <w:rStyle w:val="NormalTok"/>
+        </w:rPr>
+        <w:t xml:space="preserve"> </w:t>
+      </w:r>
+      <w:r>
+        <w:rPr>
+          <w:rStyle w:val="FloatTok"/>
+        </w:rPr>
+        <w:t xml:space="preserve">1</w:t>
+      </w:r>
+      <w:r>
+        <w:rPr>
+          <w:rStyle w:val="OperatorTok"/>
+        </w:rPr>
+        <w:t xml:space="preserve">:</w:t>
+      </w:r>
+      <w:r>
+        <w:rPr>
+          <w:rStyle w:val="NormalTok"/>
+        </w:rPr>
+        <w:t xml:space="preserve">steps</w:t>
+      </w:r>
+      <w:r>
+        <w:br/>
+      </w:r>
+      <w:r>
+        <w:rPr>
+          <w:rStyle w:val="NormalTok"/>
+        </w:rPr>
+        <w:t xml:space="preserve">        black </w:t>
+      </w:r>
+      <w:r>
+        <w:rPr>
+          <w:rStyle w:val="OperatorTok"/>
+        </w:rPr>
+        <w:t xml:space="preserve">=</w:t>
+      </w:r>
+      <w:r>
+        <w:rPr>
+          <w:rStyle w:val="NormalTok"/>
+        </w:rPr>
+        <w:t xml:space="preserve"> </w:t>
+      </w:r>
+      <w:r>
+        <w:rPr>
+          <w:rStyle w:val="FunctionTok"/>
+        </w:rPr>
+        <w:t xml:space="preserve">count</w:t>
+      </w:r>
+      <w:r>
+        <w:rPr>
+          <w:rStyle w:val="NormalTok"/>
+        </w:rPr>
+        <w:t xml:space="preserve">(</w:t>
+      </w:r>
+      <w:r>
+        <w:rPr>
+          <w:rStyle w:val="OperatorTok"/>
+        </w:rPr>
+        <w:t xml:space="preserve">==</w:t>
+      </w:r>
+      <w:r>
+        <w:rPr>
+          <w:rStyle w:val="NormalTok"/>
+        </w:rPr>
+        <w:t xml:space="preserve">(</w:t>
+      </w:r>
+      <w:r>
+        <w:rPr>
+          <w:rStyle w:val="FloatTok"/>
+        </w:rPr>
+        <w:t xml:space="preserve">1</w:t>
+      </w:r>
+      <w:r>
+        <w:rPr>
+          <w:rStyle w:val="NormalTok"/>
+        </w:rPr>
+        <w:t xml:space="preserve">), grid)</w:t>
+      </w:r>
+      <w:r>
+        <w:br/>
+      </w:r>
+      <w:r>
+        <w:rPr>
+          <w:rStyle w:val="NormalTok"/>
+        </w:rPr>
+        <w:t xml:space="preserve">        white </w:t>
+      </w:r>
+      <w:r>
+        <w:rPr>
+          <w:rStyle w:val="OperatorTok"/>
+        </w:rPr>
+        <w:t xml:space="preserve">=</w:t>
+      </w:r>
+      <w:r>
+        <w:rPr>
+          <w:rStyle w:val="NormalTok"/>
+        </w:rPr>
+        <w:t xml:space="preserve"> </w:t>
+      </w:r>
+      <w:r>
+        <w:rPr>
+          <w:rStyle w:val="FunctionTok"/>
+        </w:rPr>
+        <w:t xml:space="preserve">count</w:t>
+      </w:r>
+      <w:r>
+        <w:rPr>
+          <w:rStyle w:val="NormalTok"/>
+        </w:rPr>
+        <w:t xml:space="preserve">(</w:t>
+      </w:r>
+      <w:r>
+        <w:rPr>
+          <w:rStyle w:val="OperatorTok"/>
+        </w:rPr>
+        <w:t xml:space="preserve">==</w:t>
+      </w:r>
+      <w:r>
+        <w:rPr>
+          <w:rStyle w:val="NormalTok"/>
+        </w:rPr>
+        <w:t xml:space="preserve">(</w:t>
+      </w:r>
+      <w:r>
+        <w:rPr>
+          <w:rStyle w:val="FloatTok"/>
+        </w:rPr>
+        <w:t xml:space="preserve">2</w:t>
+      </w:r>
+      <w:r>
+        <w:rPr>
+          <w:rStyle w:val="NormalTok"/>
+        </w:rPr>
+        <w:t xml:space="preserve">), grid)</w:t>
+      </w:r>
+      <w:r>
+        <w:br/>
+      </w:r>
+      <w:r>
+        <w:rPr>
+          <w:rStyle w:val="NormalTok"/>
+        </w:rPr>
+        <w:t xml:space="preserve">        total </w:t>
+      </w:r>
+      <w:r>
+        <w:rPr>
+          <w:rStyle w:val="OperatorTok"/>
+        </w:rPr>
+        <w:t xml:space="preserve">=</w:t>
+      </w:r>
+      <w:r>
+        <w:rPr>
+          <w:rStyle w:val="NormalTok"/>
+        </w:rPr>
+        <w:t xml:space="preserve"> n </w:t>
+      </w:r>
+      <w:r>
+        <w:rPr>
+          <w:rStyle w:val="OperatorTok"/>
+        </w:rPr>
+        <w:t xml:space="preserve">*</w:t>
+      </w:r>
+      <w:r>
+        <w:rPr>
+          <w:rStyle w:val="NormalTok"/>
+        </w:rPr>
+        <w:t xml:space="preserve"> n</w:t>
+      </w:r>
+      <w:r>
+        <w:br/>
+      </w:r>
+      <w:r>
+        <w:rPr>
+          <w:rStyle w:val="NormalTok"/>
+        </w:rPr>
+        <w:t xml:space="preserve">        black_ratio </w:t>
+      </w:r>
+      <w:r>
+        <w:rPr>
+          <w:rStyle w:val="OperatorTok"/>
+        </w:rPr>
+        <w:t xml:space="preserve">=</w:t>
+      </w:r>
+      <w:r>
+        <w:rPr>
+          <w:rStyle w:val="NormalTok"/>
+        </w:rPr>
+        <w:t xml:space="preserve"> black </w:t>
+      </w:r>
+      <w:r>
+        <w:rPr>
+          <w:rStyle w:val="OperatorTok"/>
+        </w:rPr>
+        <w:t xml:space="preserve">/</w:t>
+      </w:r>
+      <w:r>
+        <w:rPr>
+          <w:rStyle w:val="NormalTok"/>
+        </w:rPr>
+        <w:t xml:space="preserve"> total</w:t>
+      </w:r>
+      <w:r>
+        <w:br/>
+      </w:r>
+      <w:r>
+        <w:rPr>
+          <w:rStyle w:val="NormalTok"/>
+        </w:rPr>
+        <w:t xml:space="preserve">        white_ratio </w:t>
+      </w:r>
+      <w:r>
+        <w:rPr>
+          <w:rStyle w:val="OperatorTok"/>
+        </w:rPr>
+        <w:t xml:space="preserve">=</w:t>
+      </w:r>
+      <w:r>
+        <w:rPr>
+          <w:rStyle w:val="NormalTok"/>
+        </w:rPr>
+        <w:t xml:space="preserve"> white </w:t>
+      </w:r>
+      <w:r>
+        <w:rPr>
+          <w:rStyle w:val="OperatorTok"/>
+        </w:rPr>
+        <w:t xml:space="preserve">/</w:t>
+      </w:r>
+      <w:r>
+        <w:rPr>
+          <w:rStyle w:val="NormalTok"/>
+        </w:rPr>
+        <w:t xml:space="preserve"> total</w:t>
+      </w:r>
+      <w:r>
+        <w:br/>
+      </w:r>
+      <w:r>
+        <w:rPr>
+          <w:rStyle w:val="NormalTok"/>
+        </w:rPr>
+        <w:t xml:space="preserve">        albedo </w:t>
+      </w:r>
+      <w:r>
+        <w:rPr>
+          <w:rStyle w:val="OperatorTok"/>
+        </w:rPr>
+        <w:t xml:space="preserve">=</w:t>
+      </w:r>
+      <w:r>
+        <w:rPr>
+          <w:rStyle w:val="NormalTok"/>
+        </w:rPr>
+        <w:t xml:space="preserve"> </w:t>
+      </w:r>
+      <w:r>
+        <w:rPr>
+          <w:rStyle w:val="FloatTok"/>
+        </w:rPr>
+        <w:t xml:space="preserve">0.25</w:t>
+      </w:r>
+      <w:r>
+        <w:rPr>
+          <w:rStyle w:val="NormalTok"/>
+        </w:rPr>
+        <w:t xml:space="preserve"> </w:t>
+      </w:r>
+      <w:r>
+        <w:rPr>
+          <w:rStyle w:val="OperatorTok"/>
+        </w:rPr>
+        <w:t xml:space="preserve">*</w:t>
+      </w:r>
+      <w:r>
+        <w:rPr>
+          <w:rStyle w:val="NormalTok"/>
+        </w:rPr>
+        <w:t xml:space="preserve"> black_ratio </w:t>
+      </w:r>
+      <w:r>
+        <w:rPr>
+          <w:rStyle w:val="OperatorTok"/>
+        </w:rPr>
+        <w:t xml:space="preserve">+</w:t>
+      </w:r>
+      <w:r>
+        <w:rPr>
+          <w:rStyle w:val="NormalTok"/>
+        </w:rPr>
+        <w:t xml:space="preserve"> </w:t>
+      </w:r>
+      <w:r>
+        <w:rPr>
+          <w:rStyle w:val="FloatTok"/>
+        </w:rPr>
+        <w:t xml:space="preserve">0.75</w:t>
+      </w:r>
+      <w:r>
+        <w:rPr>
+          <w:rStyle w:val="NormalTok"/>
+        </w:rPr>
+        <w:t xml:space="preserve"> </w:t>
+      </w:r>
+      <w:r>
+        <w:rPr>
+          <w:rStyle w:val="OperatorTok"/>
+        </w:rPr>
+        <w:t xml:space="preserve">*</w:t>
+      </w:r>
+      <w:r>
+        <w:rPr>
+          <w:rStyle w:val="NormalTok"/>
+        </w:rPr>
+        <w:t xml:space="preserve"> white_ratio </w:t>
+      </w:r>
+      <w:r>
+        <w:rPr>
+          <w:rStyle w:val="OperatorTok"/>
+        </w:rPr>
+        <w:t xml:space="preserve">+</w:t>
+      </w:r>
+      <w:r>
+        <w:rPr>
+          <w:rStyle w:val="NormalTok"/>
+        </w:rPr>
+        <w:t xml:space="preserve"> </w:t>
+      </w:r>
+      <w:r>
+        <w:rPr>
+          <w:rStyle w:val="FloatTok"/>
+        </w:rPr>
+        <w:t xml:space="preserve">0.5</w:t>
+      </w:r>
+      <w:r>
+        <w:rPr>
+          <w:rStyle w:val="NormalTok"/>
+        </w:rPr>
+        <w:t xml:space="preserve"> </w:t>
+      </w:r>
+      <w:r>
+        <w:rPr>
+          <w:rStyle w:val="OperatorTok"/>
+        </w:rPr>
+        <w:t xml:space="preserve">*</w:t>
+      </w:r>
+      <w:r>
+        <w:rPr>
+          <w:rStyle w:val="NormalTok"/>
+        </w:rPr>
+        <w:t xml:space="preserve"> (</w:t>
+      </w:r>
+      <w:r>
+        <w:rPr>
+          <w:rStyle w:val="FloatTok"/>
+        </w:rPr>
+        <w:t xml:space="preserve">1</w:t>
+      </w:r>
+      <w:r>
+        <w:rPr>
+          <w:rStyle w:val="NormalTok"/>
+        </w:rPr>
+        <w:t xml:space="preserve"> </w:t>
+      </w:r>
+      <w:r>
+        <w:rPr>
+          <w:rStyle w:val="OperatorTok"/>
+        </w:rPr>
+        <w:t xml:space="preserve">-</w:t>
+      </w:r>
+      <w:r>
+        <w:rPr>
+          <w:rStyle w:val="NormalTok"/>
+        </w:rPr>
+        <w:t xml:space="preserve"> black_ratio </w:t>
+      </w:r>
+      <w:r>
+        <w:rPr>
+          <w:rStyle w:val="OperatorTok"/>
+        </w:rPr>
+        <w:t xml:space="preserve">-</w:t>
+      </w:r>
+      <w:r>
+        <w:rPr>
+          <w:rStyle w:val="NormalTok"/>
+        </w:rPr>
+        <w:t xml:space="preserve"> white_ratio)</w:t>
+      </w:r>
+      <w:r>
+        <w:br/>
+      </w:r>
+      <w:r>
+        <w:rPr>
+          <w:rStyle w:val="NormalTok"/>
+        </w:rPr>
+        <w:t xml:space="preserve">        temperature </w:t>
+      </w:r>
+      <w:r>
+        <w:rPr>
+          <w:rStyle w:val="OperatorTok"/>
+        </w:rPr>
+        <w:t xml:space="preserve">=</w:t>
+      </w:r>
+      <w:r>
+        <w:rPr>
+          <w:rStyle w:val="NormalTok"/>
+        </w:rPr>
+        <w:t xml:space="preserve"> </w:t>
+      </w:r>
+      <w:r>
+        <w:rPr>
+          <w:rStyle w:val="FloatTok"/>
+        </w:rPr>
+        <w:t xml:space="preserve">8</w:t>
+      </w:r>
+      <w:r>
+        <w:rPr>
+          <w:rStyle w:val="NormalTok"/>
+        </w:rPr>
+        <w:t xml:space="preserve"> </w:t>
+      </w:r>
+      <w:r>
+        <w:rPr>
+          <w:rStyle w:val="OperatorTok"/>
+        </w:rPr>
+        <w:t xml:space="preserve">+</w:t>
+      </w:r>
+      <w:r>
+        <w:rPr>
+          <w:rStyle w:val="NormalTok"/>
+        </w:rPr>
+        <w:t xml:space="preserve"> </w:t>
+      </w:r>
+      <w:r>
+        <w:rPr>
+          <w:rStyle w:val="FloatTok"/>
+        </w:rPr>
+        <w:t xml:space="preserve">32</w:t>
+      </w:r>
+      <w:r>
+        <w:rPr>
+          <w:rStyle w:val="NormalTok"/>
+        </w:rPr>
+        <w:t xml:space="preserve"> </w:t>
+      </w:r>
+      <w:r>
+        <w:rPr>
+          <w:rStyle w:val="OperatorTok"/>
+        </w:rPr>
+        <w:t xml:space="preserve">*</w:t>
+      </w:r>
+      <w:r>
+        <w:rPr>
+          <w:rStyle w:val="NormalTok"/>
+        </w:rPr>
+        <w:t xml:space="preserve"> luminosity </w:t>
+      </w:r>
+      <w:r>
+        <w:rPr>
+          <w:rStyle w:val="OperatorTok"/>
+        </w:rPr>
+        <w:t xml:space="preserve">-</w:t>
+      </w:r>
+      <w:r>
+        <w:rPr>
+          <w:rStyle w:val="NormalTok"/>
+        </w:rPr>
+        <w:t xml:space="preserve"> </w:t>
+      </w:r>
+      <w:r>
+        <w:rPr>
+          <w:rStyle w:val="FloatTok"/>
+        </w:rPr>
+        <w:t xml:space="preserve">18</w:t>
+      </w:r>
+      <w:r>
+        <w:rPr>
+          <w:rStyle w:val="NormalTok"/>
+        </w:rPr>
+        <w:t xml:space="preserve"> </w:t>
+      </w:r>
+      <w:r>
+        <w:rPr>
+          <w:rStyle w:val="OperatorTok"/>
+        </w:rPr>
+        <w:t xml:space="preserve">*</w:t>
+      </w:r>
+      <w:r>
+        <w:rPr>
+          <w:rStyle w:val="NormalTok"/>
+        </w:rPr>
+        <w:t xml:space="preserve"> albedo</w:t>
+      </w:r>
+      <w:r>
+        <w:br/>
+      </w:r>
+      <w:r>
+        <w:rPr>
+          <w:rStyle w:val="NormalTok"/>
+        </w:rPr>
+        <w:t xml:space="preserve">        </w:t>
+      </w:r>
+      <w:r>
+        <w:rPr>
+          <w:rStyle w:val="FunctionTok"/>
+        </w:rPr>
+        <w:t xml:space="preserve">push!</w:t>
+      </w:r>
+      <w:r>
+        <w:rPr>
+          <w:rStyle w:val="NormalTok"/>
+        </w:rPr>
+        <w:t xml:space="preserve">(rows, [</w:t>
+      </w:r>
+      <w:r>
+        <w:rPr>
+          <w:rStyle w:val="FunctionTok"/>
+        </w:rPr>
+        <w:t xml:space="preserve">string</w:t>
+      </w:r>
+      <w:r>
+        <w:rPr>
+          <w:rStyle w:val="NormalTok"/>
+        </w:rPr>
+        <w:t xml:space="preserve">(step), </w:t>
+      </w:r>
+      <w:r>
+        <w:rPr>
+          <w:rStyle w:val="FunctionTok"/>
+        </w:rPr>
+        <w:t xml:space="preserve">string</w:t>
+      </w:r>
+      <w:r>
+        <w:rPr>
+          <w:rStyle w:val="NormalTok"/>
+        </w:rPr>
+        <w:t xml:space="preserve">(black), </w:t>
+      </w:r>
+      <w:r>
+        <w:rPr>
+          <w:rStyle w:val="FunctionTok"/>
+        </w:rPr>
+        <w:t xml:space="preserve">string</w:t>
+      </w:r>
+      <w:r>
+        <w:rPr>
+          <w:rStyle w:val="NormalTok"/>
+        </w:rPr>
+        <w:t xml:space="preserve">(white), </w:t>
+      </w:r>
+      <w:r>
+        <w:rPr>
+          <w:rStyle w:val="PreprocessorTok"/>
+        </w:rPr>
+        <w:t xml:space="preserve">@sprintf</w:t>
+      </w:r>
+      <w:r>
+        <w:rPr>
+          <w:rStyle w:val="NormalTok"/>
+        </w:rPr>
+        <w:t xml:space="preserve">(</w:t>
+      </w:r>
+      <w:r>
+        <w:rPr>
+          <w:rStyle w:val="StringTok"/>
+        </w:rPr>
+        <w:t xml:space="preserve">"%.4f"</w:t>
+      </w:r>
+      <w:r>
+        <w:rPr>
+          <w:rStyle w:val="NormalTok"/>
+        </w:rPr>
+        <w:t xml:space="preserve">, temperature)])</w:t>
+      </w:r>
+      <w:r>
+        <w:br/>
+      </w:r>
+      <w:r>
+        <w:br/>
+      </w:r>
+      <w:r>
+        <w:rPr>
+          <w:rStyle w:val="NormalTok"/>
+        </w:rPr>
+        <w:t xml:space="preserve">        next_grid </w:t>
+      </w:r>
+      <w:r>
+        <w:rPr>
+          <w:rStyle w:val="OperatorTok"/>
+        </w:rPr>
+        <w:t xml:space="preserve">=</w:t>
+      </w:r>
+      <w:r>
+        <w:rPr>
+          <w:rStyle w:val="NormalTok"/>
+        </w:rPr>
+        <w:t xml:space="preserve"> </w:t>
+      </w:r>
+      <w:r>
+        <w:rPr>
+          <w:rStyle w:val="FunctionTok"/>
+        </w:rPr>
+        <w:t xml:space="preserve">copy</w:t>
+      </w:r>
+      <w:r>
+        <w:rPr>
+          <w:rStyle w:val="NormalTok"/>
+        </w:rPr>
+        <w:t xml:space="preserve">(grid)</w:t>
+      </w:r>
+      <w:r>
+        <w:br/>
+      </w:r>
+      <w:r>
+        <w:rPr>
+          <w:rStyle w:val="NormalTok"/>
+        </w:rPr>
+        <w:t xml:space="preserve">        growth </w:t>
+      </w:r>
+      <w:r>
+        <w:rPr>
+          <w:rStyle w:val="OperatorTok"/>
+        </w:rPr>
+        <w:t xml:space="preserve">=</w:t>
+      </w:r>
+      <w:r>
+        <w:rPr>
+          <w:rStyle w:val="NormalTok"/>
+        </w:rPr>
+        <w:t xml:space="preserve"> </w:t>
+      </w:r>
+      <w:r>
+        <w:rPr>
+          <w:rStyle w:val="FunctionTok"/>
+        </w:rPr>
+        <w:t xml:space="preserve">clamp</w:t>
+      </w:r>
+      <w:r>
+        <w:rPr>
+          <w:rStyle w:val="NormalTok"/>
+        </w:rPr>
+        <w:t xml:space="preserve">(</w:t>
+      </w:r>
+      <w:r>
+        <w:rPr>
+          <w:rStyle w:val="FloatTok"/>
+        </w:rPr>
+        <w:t xml:space="preserve">1.0</w:t>
+      </w:r>
+      <w:r>
+        <w:rPr>
+          <w:rStyle w:val="NormalTok"/>
+        </w:rPr>
+        <w:t xml:space="preserve"> </w:t>
+      </w:r>
+      <w:r>
+        <w:rPr>
+          <w:rStyle w:val="OperatorTok"/>
+        </w:rPr>
+        <w:t xml:space="preserve">-</w:t>
+      </w:r>
+      <w:r>
+        <w:rPr>
+          <w:rStyle w:val="NormalTok"/>
+        </w:rPr>
+        <w:t xml:space="preserve"> </w:t>
+      </w:r>
+      <w:r>
+        <w:rPr>
+          <w:rStyle w:val="FunctionTok"/>
+        </w:rPr>
+        <w:t xml:space="preserve">abs</w:t>
+      </w:r>
+      <w:r>
+        <w:rPr>
+          <w:rStyle w:val="NormalTok"/>
+        </w:rPr>
+        <w:t xml:space="preserve">(temperature </w:t>
+      </w:r>
+      <w:r>
+        <w:rPr>
+          <w:rStyle w:val="OperatorTok"/>
+        </w:rPr>
+        <w:t xml:space="preserve">-</w:t>
+      </w:r>
+      <w:r>
+        <w:rPr>
+          <w:rStyle w:val="NormalTok"/>
+        </w:rPr>
+        <w:t xml:space="preserve"> </w:t>
+      </w:r>
+      <w:r>
+        <w:rPr>
+          <w:rStyle w:val="FloatTok"/>
+        </w:rPr>
+        <w:t xml:space="preserve">22.0</w:t>
+      </w:r>
+      <w:r>
+        <w:rPr>
+          <w:rStyle w:val="NormalTok"/>
+        </w:rPr>
+        <w:t xml:space="preserve">) </w:t>
+      </w:r>
+      <w:r>
+        <w:rPr>
+          <w:rStyle w:val="OperatorTok"/>
+        </w:rPr>
+        <w:t xml:space="preserve">/</w:t>
+      </w:r>
+      <w:r>
+        <w:rPr>
+          <w:rStyle w:val="NormalTok"/>
+        </w:rPr>
+        <w:t xml:space="preserve"> </w:t>
+      </w:r>
+      <w:r>
+        <w:rPr>
+          <w:rStyle w:val="FloatTok"/>
+        </w:rPr>
+        <w:t xml:space="preserve">20.0</w:t>
+      </w:r>
+      <w:r>
+        <w:rPr>
+          <w:rStyle w:val="NormalTok"/>
+        </w:rPr>
+        <w:t xml:space="preserve">, </w:t>
+      </w:r>
+      <w:r>
+        <w:rPr>
+          <w:rStyle w:val="FloatTok"/>
+        </w:rPr>
+        <w:t xml:space="preserve">0.0</w:t>
+      </w:r>
+      <w:r>
+        <w:rPr>
+          <w:rStyle w:val="NormalTok"/>
+        </w:rPr>
+        <w:t xml:space="preserve">, </w:t>
+      </w:r>
+      <w:r>
+        <w:rPr>
+          <w:rStyle w:val="FloatTok"/>
+        </w:rPr>
+        <w:t xml:space="preserve">1.0</w:t>
+      </w:r>
+      <w:r>
+        <w:rPr>
+          <w:rStyle w:val="NormalTok"/>
+        </w:rPr>
+        <w:t xml:space="preserve">)</w:t>
+      </w:r>
+      <w:r>
+        <w:br/>
+      </w:r>
+      <w:r>
+        <w:rPr>
+          <w:rStyle w:val="NormalTok"/>
+        </w:rPr>
+        <w:t xml:space="preserve">        </w:t>
+      </w:r>
+      <w:r>
+        <w:rPr>
+          <w:rStyle w:val="ControlFlowTok"/>
+        </w:rPr>
+        <w:t xml:space="preserve">for</w:t>
+      </w:r>
+      <w:r>
+        <w:rPr>
+          <w:rStyle w:val="NormalTok"/>
+        </w:rPr>
+        <w:t xml:space="preserve"> i </w:t>
+      </w:r>
+      <w:r>
+        <w:rPr>
+          <w:rStyle w:val="KeywordTok"/>
+        </w:rPr>
+        <w:t xml:space="preserve">in</w:t>
+      </w:r>
+      <w:r>
+        <w:rPr>
+          <w:rStyle w:val="NormalTok"/>
+        </w:rPr>
+        <w:t xml:space="preserve"> </w:t>
+      </w:r>
+      <w:r>
+        <w:rPr>
+          <w:rStyle w:val="FloatTok"/>
+        </w:rPr>
+        <w:t xml:space="preserve">1</w:t>
+      </w:r>
+      <w:r>
+        <w:rPr>
+          <w:rStyle w:val="OperatorTok"/>
+        </w:rPr>
+        <w:t xml:space="preserve">:</w:t>
+      </w:r>
+      <w:r>
+        <w:rPr>
+          <w:rStyle w:val="NormalTok"/>
+        </w:rPr>
+        <w:t xml:space="preserve">n, j </w:t>
+      </w:r>
+      <w:r>
+        <w:rPr>
+          <w:rStyle w:val="KeywordTok"/>
+        </w:rPr>
+        <w:t xml:space="preserve">in</w:t>
+      </w:r>
+      <w:r>
+        <w:rPr>
+          <w:rStyle w:val="NormalTok"/>
+        </w:rPr>
+        <w:t xml:space="preserve"> </w:t>
+      </w:r>
+      <w:r>
+        <w:rPr>
+          <w:rStyle w:val="FloatTok"/>
+        </w:rPr>
+        <w:t xml:space="preserve">1</w:t>
+      </w:r>
+      <w:r>
+        <w:rPr>
+          <w:rStyle w:val="OperatorTok"/>
+        </w:rPr>
+        <w:t xml:space="preserve">:</w:t>
+      </w:r>
+      <w:r>
+        <w:rPr>
+          <w:rStyle w:val="NormalTok"/>
+        </w:rPr>
+        <w:t xml:space="preserve">n</w:t>
+      </w:r>
+      <w:r>
+        <w:br/>
+      </w:r>
+      <w:r>
+        <w:rPr>
+          <w:rStyle w:val="NormalTok"/>
+        </w:rPr>
+        <w:t xml:space="preserve">            cell </w:t>
+      </w:r>
+      <w:r>
+        <w:rPr>
+          <w:rStyle w:val="OperatorTok"/>
+        </w:rPr>
+        <w:t xml:space="preserve">=</w:t>
+      </w:r>
+      <w:r>
+        <w:rPr>
+          <w:rStyle w:val="NormalTok"/>
+        </w:rPr>
+        <w:t xml:space="preserve"> grid[i, j]</w:t>
+      </w:r>
+      <w:r>
+        <w:br/>
+      </w:r>
+      <w:r>
+        <w:rPr>
+          <w:rStyle w:val="NormalTok"/>
+        </w:rPr>
+        <w:t xml:space="preserve">            </w:t>
+      </w:r>
+      <w:r>
+        <w:rPr>
+          <w:rStyle w:val="ControlFlowTok"/>
+        </w:rPr>
+        <w:t xml:space="preserve">if</w:t>
+      </w:r>
+      <w:r>
+        <w:rPr>
+          <w:rStyle w:val="NormalTok"/>
+        </w:rPr>
+        <w:t xml:space="preserve"> cell </w:t>
+      </w:r>
+      <w:r>
+        <w:rPr>
+          <w:rStyle w:val="OperatorTok"/>
+        </w:rPr>
+        <w:t xml:space="preserve">==</w:t>
+      </w:r>
+      <w:r>
+        <w:rPr>
+          <w:rStyle w:val="NormalTok"/>
+        </w:rPr>
+        <w:t xml:space="preserve"> </w:t>
+      </w:r>
+      <w:r>
+        <w:rPr>
+          <w:rStyle w:val="FloatTok"/>
+        </w:rPr>
+        <w:t xml:space="preserve">0</w:t>
+      </w:r>
+      <w:r>
+        <w:br/>
+      </w:r>
+      <w:r>
+        <w:rPr>
+          <w:rStyle w:val="NormalTok"/>
+        </w:rPr>
+        <w:t xml:space="preserve">                </w:t>
+      </w:r>
+      <w:r>
+        <w:rPr>
+          <w:rStyle w:val="ControlFlowTok"/>
+        </w:rPr>
+        <w:t xml:space="preserve">if</w:t>
+      </w:r>
+      <w:r>
+        <w:rPr>
+          <w:rStyle w:val="NormalTok"/>
+        </w:rPr>
+        <w:t xml:space="preserve"> </w:t>
+      </w:r>
+      <w:r>
+        <w:rPr>
+          <w:rStyle w:val="FunctionTok"/>
+        </w:rPr>
+        <w:t xml:space="preserve">rand</w:t>
+      </w:r>
+      <w:r>
+        <w:rPr>
+          <w:rStyle w:val="NormalTok"/>
+        </w:rPr>
+        <w:t xml:space="preserve">() </w:t>
+      </w:r>
+      <w:r>
+        <w:rPr>
+          <w:rStyle w:val="OperatorTok"/>
+        </w:rPr>
+        <w:t xml:space="preserve">&lt;</w:t>
+      </w:r>
+      <w:r>
+        <w:rPr>
+          <w:rStyle w:val="NormalTok"/>
+        </w:rPr>
+        <w:t xml:space="preserve"> </w:t>
+      </w:r>
+      <w:r>
+        <w:rPr>
+          <w:rStyle w:val="FloatTok"/>
+        </w:rPr>
+        <w:t xml:space="preserve">0.12</w:t>
+      </w:r>
+      <w:r>
+        <w:rPr>
+          <w:rStyle w:val="NormalTok"/>
+        </w:rPr>
+        <w:t xml:space="preserve"> </w:t>
+      </w:r>
+      <w:r>
+        <w:rPr>
+          <w:rStyle w:val="OperatorTok"/>
+        </w:rPr>
+        <w:t xml:space="preserve">*</w:t>
+      </w:r>
+      <w:r>
+        <w:rPr>
+          <w:rStyle w:val="NormalTok"/>
+        </w:rPr>
+        <w:t xml:space="preserve"> growth</w:t>
+      </w:r>
+      <w:r>
+        <w:br/>
+      </w:r>
+      <w:r>
+        <w:rPr>
+          <w:rStyle w:val="NormalTok"/>
+        </w:rPr>
+        <w:t xml:space="preserve">                    next_grid[i, j] </w:t>
+      </w:r>
+      <w:r>
+        <w:rPr>
+          <w:rStyle w:val="OperatorTok"/>
+        </w:rPr>
+        <w:t xml:space="preserve">=</w:t>
+      </w:r>
+      <w:r>
+        <w:rPr>
+          <w:rStyle w:val="NormalTok"/>
+        </w:rPr>
+        <w:t xml:space="preserve"> </w:t>
+      </w:r>
+      <w:r>
+        <w:rPr>
+          <w:rStyle w:val="FunctionTok"/>
+        </w:rPr>
+        <w:t xml:space="preserve">rand</w:t>
+      </w:r>
+      <w:r>
+        <w:rPr>
+          <w:rStyle w:val="NormalTok"/>
+        </w:rPr>
+        <w:t xml:space="preserve">() </w:t>
+      </w:r>
+      <w:r>
+        <w:rPr>
+          <w:rStyle w:val="OperatorTok"/>
+        </w:rPr>
+        <w:t xml:space="preserve">&lt;</w:t>
+      </w:r>
+      <w:r>
+        <w:rPr>
+          <w:rStyle w:val="NormalTok"/>
+        </w:rPr>
+        <w:t xml:space="preserve"> </w:t>
+      </w:r>
+      <w:r>
+        <w:rPr>
+          <w:rStyle w:val="FloatTok"/>
+        </w:rPr>
+        <w:t xml:space="preserve">0.5</w:t>
+      </w:r>
+      <w:r>
+        <w:rPr>
+          <w:rStyle w:val="NormalTok"/>
+        </w:rPr>
+        <w:t xml:space="preserve"> ? </w:t>
+      </w:r>
+      <w:r>
+        <w:rPr>
+          <w:rStyle w:val="FloatTok"/>
+        </w:rPr>
+        <w:t xml:space="preserve">1</w:t>
+      </w:r>
+      <w:r>
+        <w:rPr>
+          <w:rStyle w:val="NormalTok"/>
+        </w:rPr>
+        <w:t xml:space="preserve"> </w:t>
+      </w:r>
+      <w:r>
+        <w:rPr>
+          <w:rStyle w:val="OperatorTok"/>
+        </w:rPr>
+        <w:t xml:space="preserve">:</w:t>
+      </w:r>
+      <w:r>
+        <w:rPr>
+          <w:rStyle w:val="NormalTok"/>
+        </w:rPr>
+        <w:t xml:space="preserve"> </w:t>
+      </w:r>
+      <w:r>
+        <w:rPr>
+          <w:rStyle w:val="FloatTok"/>
+        </w:rPr>
+        <w:t xml:space="preserve">2</w:t>
+      </w:r>
+      <w:r>
+        <w:br/>
+      </w:r>
+      <w:r>
+        <w:rPr>
+          <w:rStyle w:val="NormalTok"/>
+        </w:rPr>
+        <w:t xml:space="preserve">                </w:t>
+      </w:r>
+      <w:r>
+        <w:rPr>
+          <w:rStyle w:val="ControlFlowTok"/>
+        </w:rPr>
+        <w:t xml:space="preserve">end</w:t>
+      </w:r>
+      <w:r>
+        <w:br/>
+      </w:r>
+      <w:r>
+        <w:rPr>
+          <w:rStyle w:val="NormalTok"/>
+        </w:rPr>
+        <w:t xml:space="preserve">            </w:t>
+      </w:r>
+      <w:r>
+        <w:rPr>
+          <w:rStyle w:val="ControlFlowTok"/>
+        </w:rPr>
+        <w:t xml:space="preserve">else</w:t>
+      </w:r>
+      <w:r>
+        <w:br/>
+      </w:r>
+      <w:r>
+        <w:rPr>
+          <w:rStyle w:val="NormalTok"/>
+        </w:rPr>
+        <w:t xml:space="preserve">                death_prob </w:t>
+      </w:r>
+      <w:r>
+        <w:rPr>
+          <w:rStyle w:val="OperatorTok"/>
+        </w:rPr>
+        <w:t xml:space="preserve">=</w:t>
+      </w:r>
+      <w:r>
+        <w:rPr>
+          <w:rStyle w:val="NormalTok"/>
+        </w:rPr>
+        <w:t xml:space="preserve"> </w:t>
+      </w:r>
+      <w:r>
+        <w:rPr>
+          <w:rStyle w:val="FloatTok"/>
+        </w:rPr>
+        <w:t xml:space="preserve">0.03</w:t>
+      </w:r>
+      <w:r>
+        <w:rPr>
+          <w:rStyle w:val="NormalTok"/>
+        </w:rPr>
+        <w:t xml:space="preserve"> </w:t>
+      </w:r>
+      <w:r>
+        <w:rPr>
+          <w:rStyle w:val="OperatorTok"/>
+        </w:rPr>
+        <w:t xml:space="preserve">+</w:t>
+      </w:r>
+      <w:r>
+        <w:rPr>
+          <w:rStyle w:val="NormalTok"/>
+        </w:rPr>
+        <w:t xml:space="preserve"> </w:t>
+      </w:r>
+      <w:r>
+        <w:rPr>
+          <w:rStyle w:val="FloatTok"/>
+        </w:rPr>
+        <w:t xml:space="preserve">0.12</w:t>
+      </w:r>
+      <w:r>
+        <w:rPr>
+          <w:rStyle w:val="NormalTok"/>
+        </w:rPr>
+        <w:t xml:space="preserve"> </w:t>
+      </w:r>
+      <w:r>
+        <w:rPr>
+          <w:rStyle w:val="OperatorTok"/>
+        </w:rPr>
+        <w:t xml:space="preserve">*</w:t>
+      </w:r>
+      <w:r>
+        <w:rPr>
+          <w:rStyle w:val="NormalTok"/>
+        </w:rPr>
+        <w:t xml:space="preserve"> (</w:t>
+      </w:r>
+      <w:r>
+        <w:rPr>
+          <w:rStyle w:val="FloatTok"/>
+        </w:rPr>
+        <w:t xml:space="preserve">1</w:t>
+      </w:r>
+      <w:r>
+        <w:rPr>
+          <w:rStyle w:val="NormalTok"/>
+        </w:rPr>
+        <w:t xml:space="preserve"> </w:t>
+      </w:r>
+      <w:r>
+        <w:rPr>
+          <w:rStyle w:val="OperatorTok"/>
+        </w:rPr>
+        <w:t xml:space="preserve">-</w:t>
+      </w:r>
+      <w:r>
+        <w:rPr>
+          <w:rStyle w:val="NormalTok"/>
+        </w:rPr>
+        <w:t xml:space="preserve"> growth)</w:t>
+      </w:r>
+      <w:r>
+        <w:br/>
+      </w:r>
+      <w:r>
+        <w:rPr>
+          <w:rStyle w:val="NormalTok"/>
+        </w:rPr>
+        <w:t xml:space="preserve">                </w:t>
+      </w:r>
+      <w:r>
+        <w:rPr>
+          <w:rStyle w:val="ControlFlowTok"/>
+        </w:rPr>
+        <w:t xml:space="preserve">if</w:t>
+      </w:r>
+      <w:r>
+        <w:rPr>
+          <w:rStyle w:val="NormalTok"/>
+        </w:rPr>
+        <w:t xml:space="preserve"> </w:t>
+      </w:r>
+      <w:r>
+        <w:rPr>
+          <w:rStyle w:val="FunctionTok"/>
+        </w:rPr>
+        <w:t xml:space="preserve">rand</w:t>
+      </w:r>
+      <w:r>
+        <w:rPr>
+          <w:rStyle w:val="NormalTok"/>
+        </w:rPr>
+        <w:t xml:space="preserve">() </w:t>
+      </w:r>
+      <w:r>
+        <w:rPr>
+          <w:rStyle w:val="OperatorTok"/>
+        </w:rPr>
+        <w:t xml:space="preserve">&lt;</w:t>
+      </w:r>
+      <w:r>
+        <w:rPr>
+          <w:rStyle w:val="NormalTok"/>
+        </w:rPr>
+        <w:t xml:space="preserve"> death_prob</w:t>
+      </w:r>
+      <w:r>
+        <w:br/>
+      </w:r>
+      <w:r>
+        <w:rPr>
+          <w:rStyle w:val="NormalTok"/>
+        </w:rPr>
+        <w:t xml:space="preserve">                    next_grid[i, j] </w:t>
+      </w:r>
+      <w:r>
+        <w:rPr>
+          <w:rStyle w:val="OperatorTok"/>
+        </w:rPr>
+        <w:t xml:space="preserve">=</w:t>
+      </w:r>
+      <w:r>
+        <w:rPr>
+          <w:rStyle w:val="NormalTok"/>
+        </w:rPr>
+        <w:t xml:space="preserve"> </w:t>
+      </w:r>
+      <w:r>
+        <w:rPr>
+          <w:rStyle w:val="FloatTok"/>
+        </w:rPr>
+        <w:t xml:space="preserve">0</w:t>
+      </w:r>
+      <w:r>
+        <w:br/>
+      </w:r>
+      <w:r>
+        <w:rPr>
+          <w:rStyle w:val="NormalTok"/>
+        </w:rPr>
+        <w:t xml:space="preserve">                </w:t>
+      </w:r>
+      <w:r>
+        <w:rPr>
+          <w:rStyle w:val="ControlFlowTok"/>
+        </w:rPr>
+        <w:t xml:space="preserve">end</w:t>
+      </w:r>
+      <w:r>
+        <w:br/>
+      </w:r>
+      <w:r>
+        <w:rPr>
+          <w:rStyle w:val="NormalTok"/>
+        </w:rPr>
+        <w:t xml:space="preserve">            </w:t>
+      </w:r>
+      <w:r>
+        <w:rPr>
+          <w:rStyle w:val="ControlFlowTok"/>
+        </w:rPr>
+        <w:t xml:space="preserve">end</w:t>
+      </w:r>
+      <w:r>
+        <w:br/>
+      </w:r>
+      <w:r>
+        <w:rPr>
+          <w:rStyle w:val="NormalTok"/>
+        </w:rPr>
+        <w:t xml:space="preserve">        </w:t>
+      </w:r>
+      <w:r>
+        <w:rPr>
+          <w:rStyle w:val="ControlFlowTok"/>
+        </w:rPr>
+        <w:t xml:space="preserve">end</w:t>
+      </w:r>
+      <w:r>
+        <w:br/>
+      </w:r>
+      <w:r>
+        <w:rPr>
+          <w:rStyle w:val="NormalTok"/>
+        </w:rPr>
+        <w:t xml:space="preserve">        grid </w:t>
+      </w:r>
+      <w:r>
+        <w:rPr>
+          <w:rStyle w:val="OperatorTok"/>
+        </w:rPr>
+        <w:t xml:space="preserve">=</w:t>
+      </w:r>
+      <w:r>
+        <w:rPr>
+          <w:rStyle w:val="NormalTok"/>
+        </w:rPr>
+        <w:t xml:space="preserve"> next_grid</w:t>
+      </w:r>
+      <w:r>
+        <w:br/>
+      </w:r>
+      <w:r>
+        <w:rPr>
+          <w:rStyle w:val="NormalTok"/>
+        </w:rPr>
+        <w:t xml:space="preserve">    </w:t>
+      </w:r>
+      <w:r>
+        <w:rPr>
+          <w:rStyle w:val="ControlFlowTok"/>
+        </w:rPr>
+        <w:t xml:space="preserve">end</w:t>
+      </w:r>
+      <w:r>
+        <w:br/>
+      </w:r>
+      <w:r>
+        <w:rPr>
+          <w:rStyle w:val="NormalTok"/>
+        </w:rPr>
+        <w:t xml:space="preserve">    </w:t>
+      </w:r>
+      <w:r>
+        <w:rPr>
+          <w:rStyle w:val="ControlFlowTok"/>
+        </w:rPr>
+        <w:t xml:space="preserve">return</w:t>
+      </w:r>
+      <w:r>
+        <w:rPr>
+          <w:rStyle w:val="NormalTok"/>
+        </w:rPr>
+        <w:t xml:space="preserve"> rows</w:t>
+      </w:r>
+      <w:r>
+        <w:br/>
+      </w:r>
+      <w:r>
+        <w:rPr>
+          <w:rStyle w:val="KeywordTok"/>
+        </w:rPr>
+        <w:t xml:space="preserve">end</w:t>
+      </w:r>
+      <w:r>
+        <w:br/>
+      </w:r>
+      <w:r>
+        <w:br/>
+      </w:r>
+      <w:r>
+        <w:rPr>
+          <w:rStyle w:val="NormalTok"/>
+        </w:rPr>
+        <w:t xml:space="preserve">main_rows </w:t>
+      </w:r>
+      <w:r>
+        <w:rPr>
+          <w:rStyle w:val="OperatorTok"/>
+        </w:rPr>
+        <w:t xml:space="preserve">=</w:t>
+      </w:r>
+      <w:r>
+        <w:rPr>
+          <w:rStyle w:val="NormalTok"/>
+        </w:rPr>
+        <w:t xml:space="preserve"> </w:t>
+      </w:r>
+      <w:r>
+        <w:rPr>
+          <w:rStyle w:val="FunctionTok"/>
+        </w:rPr>
+        <w:t xml:space="preserve">simulate_daisyworld</w:t>
+      </w:r>
+      <w:r>
+        <w:rPr>
+          <w:rStyle w:val="NormalTok"/>
+        </w:rPr>
+        <w:t xml:space="preserve">(luminosity </w:t>
+      </w:r>
+      <w:r>
+        <w:rPr>
+          <w:rStyle w:val="OperatorTok"/>
+        </w:rPr>
+        <w:t xml:space="preserve">=</w:t>
+      </w:r>
+      <w:r>
+        <w:rPr>
+          <w:rStyle w:val="NormalTok"/>
+        </w:rPr>
+        <w:t xml:space="preserve"> </w:t>
+      </w:r>
+      <w:r>
+        <w:rPr>
+          <w:rStyle w:val="FloatTok"/>
+        </w:rPr>
+        <w:t xml:space="preserve">1.0</w:t>
+      </w:r>
+      <w:r>
+        <w:rPr>
+          <w:rStyle w:val="NormalTok"/>
+        </w:rPr>
+        <w:t xml:space="preserve">)</w:t>
+      </w:r>
+      <w:r>
+        <w:br/>
+      </w:r>
+      <w:r>
+        <w:rPr>
+          <w:rStyle w:val="FunctionTok"/>
+        </w:rPr>
+        <w:t xml:space="preserve">write_csv</w:t>
+      </w:r>
+      <w:r>
+        <w:rPr>
+          <w:rStyle w:val="NormalTok"/>
+        </w:rPr>
+        <w:t xml:space="preserve">(</w:t>
+      </w:r>
+      <w:r>
+        <w:rPr>
+          <w:rStyle w:val="FunctionTok"/>
+        </w:rPr>
+        <w:t xml:space="preserve">joinpath</w:t>
+      </w:r>
+      <w:r>
+        <w:rPr>
+          <w:rStyle w:val="NormalTok"/>
+        </w:rPr>
+        <w:t xml:space="preserve">(results_dir, </w:t>
+      </w:r>
+      <w:r>
+        <w:rPr>
+          <w:rStyle w:val="StringTok"/>
+        </w:rPr>
+        <w:t xml:space="preserve">"daisy_timeseries.csv"</w:t>
+      </w:r>
+      <w:r>
+        <w:rPr>
+          <w:rStyle w:val="NormalTok"/>
+        </w:rPr>
+        <w:t xml:space="preserve">), [</w:t>
+      </w:r>
+      <w:r>
+        <w:rPr>
+          <w:rStyle w:val="StringTok"/>
+        </w:rPr>
+        <w:t xml:space="preserve">"step"</w:t>
+      </w:r>
+      <w:r>
+        <w:rPr>
+          <w:rStyle w:val="NormalTok"/>
+        </w:rPr>
+        <w:t xml:space="preserve">, </w:t>
+      </w:r>
+      <w:r>
+        <w:rPr>
+          <w:rStyle w:val="StringTok"/>
+        </w:rPr>
+        <w:t xml:space="preserve">"black"</w:t>
+      </w:r>
+      <w:r>
+        <w:rPr>
+          <w:rStyle w:val="NormalTok"/>
+        </w:rPr>
+        <w:t xml:space="preserve">, </w:t>
+      </w:r>
+      <w:r>
+        <w:rPr>
+          <w:rStyle w:val="StringTok"/>
+        </w:rPr>
+        <w:t xml:space="preserve">"white"</w:t>
+      </w:r>
+      <w:r>
+        <w:rPr>
+          <w:rStyle w:val="NormalTok"/>
+        </w:rPr>
+        <w:t xml:space="preserve">, </w:t>
+      </w:r>
+      <w:r>
+        <w:rPr>
+          <w:rStyle w:val="StringTok"/>
+        </w:rPr>
+        <w:t xml:space="preserve">"temperature"</w:t>
+      </w:r>
+      <w:r>
+        <w:rPr>
+          <w:rStyle w:val="NormalTok"/>
+        </w:rPr>
+        <w:t xml:space="preserve">], main_rows)</w:t>
+      </w:r>
+      <w:r>
+        <w:br/>
+      </w:r>
+      <w:r>
+        <w:br/>
+      </w:r>
+      <w:r>
+        <w:rPr>
+          <w:rStyle w:val="NormalTok"/>
+        </w:rPr>
+        <w:t xml:space="preserve">sweep_rows </w:t>
+      </w:r>
+      <w:r>
+        <w:rPr>
+          <w:rStyle w:val="OperatorTok"/>
+        </w:rPr>
+        <w:t xml:space="preserve">=</w:t>
+      </w:r>
+      <w:r>
+        <w:rPr>
+          <w:rStyle w:val="NormalTok"/>
+        </w:rPr>
+        <w:t xml:space="preserve"> </w:t>
+      </w:r>
+      <w:r>
+        <w:rPr>
+          <w:rStyle w:val="FunctionTok"/>
+        </w:rPr>
+        <w:t xml:space="preserve">Vector</w:t>
+      </w:r>
+      <w:r>
+        <w:rPr>
+          <w:rStyle w:val="DataTypeTok"/>
+        </w:rPr>
+        <w:t xml:space="preserve">{Vector{String}}</w:t>
+      </w:r>
+      <w:r>
+        <w:rPr>
+          <w:rStyle w:val="NormalTok"/>
+        </w:rPr>
+        <w:t xml:space="preserve">()</w:t>
+      </w:r>
+      <w:r>
+        <w:br/>
+      </w:r>
+      <w:r>
+        <w:rPr>
+          <w:rStyle w:val="ControlFlowTok"/>
+        </w:rPr>
+        <w:t xml:space="preserve">for</w:t>
+      </w:r>
+      <w:r>
+        <w:rPr>
+          <w:rStyle w:val="NormalTok"/>
+        </w:rPr>
+        <w:t xml:space="preserve"> luminosity </w:t>
+      </w:r>
+      <w:r>
+        <w:rPr>
+          <w:rStyle w:val="KeywordTok"/>
+        </w:rPr>
+        <w:t xml:space="preserve">in</w:t>
+      </w:r>
+      <w:r>
+        <w:rPr>
+          <w:rStyle w:val="NormalTok"/>
+        </w:rPr>
+        <w:t xml:space="preserve"> </w:t>
+      </w:r>
+      <w:r>
+        <w:rPr>
+          <w:rStyle w:val="FloatTok"/>
+        </w:rPr>
+        <w:t xml:space="preserve">0.7</w:t>
+      </w:r>
+      <w:r>
+        <w:rPr>
+          <w:rStyle w:val="OperatorTok"/>
+        </w:rPr>
+        <w:t xml:space="preserve">:</w:t>
+      </w:r>
+      <w:r>
+        <w:rPr>
+          <w:rStyle w:val="FloatTok"/>
+        </w:rPr>
+        <w:t xml:space="preserve">0.1</w:t>
+      </w:r>
+      <w:r>
+        <w:rPr>
+          <w:rStyle w:val="OperatorTok"/>
+        </w:rPr>
+        <w:t xml:space="preserve">:</w:t>
+      </w:r>
+      <w:r>
+        <w:rPr>
+          <w:rStyle w:val="FloatTok"/>
+        </w:rPr>
+        <w:t xml:space="preserve">1.3</w:t>
+      </w:r>
+      <w:r>
+        <w:br/>
+      </w:r>
+      <w:r>
+        <w:rPr>
+          <w:rStyle w:val="NormalTok"/>
+        </w:rPr>
+        <w:t xml:space="preserve">    rows </w:t>
+      </w:r>
+      <w:r>
+        <w:rPr>
+          <w:rStyle w:val="OperatorTok"/>
+        </w:rPr>
+        <w:t xml:space="preserve">=</w:t>
+      </w:r>
+      <w:r>
+        <w:rPr>
+          <w:rStyle w:val="NormalTok"/>
+        </w:rPr>
+        <w:t xml:space="preserve"> </w:t>
+      </w:r>
+      <w:r>
+        <w:rPr>
+          <w:rStyle w:val="FunctionTok"/>
+        </w:rPr>
+        <w:t xml:space="preserve">simulate_daisyworld</w:t>
+      </w:r>
+      <w:r>
+        <w:rPr>
+          <w:rStyle w:val="NormalTok"/>
+        </w:rPr>
+        <w:t xml:space="preserve">(luminosity </w:t>
+      </w:r>
+      <w:r>
+        <w:rPr>
+          <w:rStyle w:val="OperatorTok"/>
+        </w:rPr>
+        <w:t xml:space="preserve">=</w:t>
+      </w:r>
+      <w:r>
+        <w:rPr>
+          <w:rStyle w:val="NormalTok"/>
+        </w:rPr>
+        <w:t xml:space="preserve"> luminosity, steps </w:t>
+      </w:r>
+      <w:r>
+        <w:rPr>
+          <w:rStyle w:val="OperatorTok"/>
+        </w:rPr>
+        <w:t xml:space="preserve">=</w:t>
+      </w:r>
+      <w:r>
+        <w:rPr>
+          <w:rStyle w:val="NormalTok"/>
+        </w:rPr>
+        <w:t xml:space="preserve"> </w:t>
+      </w:r>
+      <w:r>
+        <w:rPr>
+          <w:rStyle w:val="FloatTok"/>
+        </w:rPr>
+        <w:t xml:space="preserve">90</w:t>
+      </w:r>
+      <w:r>
+        <w:rPr>
+          <w:rStyle w:val="NormalTok"/>
+        </w:rPr>
+        <w:t xml:space="preserve">)</w:t>
+      </w:r>
+      <w:r>
+        <w:br/>
+      </w:r>
+      <w:r>
+        <w:rPr>
+          <w:rStyle w:val="NormalTok"/>
+        </w:rPr>
+        <w:t xml:space="preserve">    final_temperature </w:t>
+      </w:r>
+      <w:r>
+        <w:rPr>
+          <w:rStyle w:val="OperatorTok"/>
+        </w:rPr>
+        <w:t xml:space="preserve">=</w:t>
+      </w:r>
+      <w:r>
+        <w:rPr>
+          <w:rStyle w:val="NormalTok"/>
+        </w:rPr>
+        <w:t xml:space="preserve"> rows[</w:t>
+      </w:r>
+      <w:r>
+        <w:rPr>
+          <w:rStyle w:val="KeywordTok"/>
+        </w:rPr>
+        <w:t xml:space="preserve">end</w:t>
+      </w:r>
+      <w:r>
+        <w:rPr>
+          <w:rStyle w:val="NormalTok"/>
+        </w:rPr>
+        <w:t xml:space="preserve">][</w:t>
+      </w:r>
+      <w:r>
+        <w:rPr>
+          <w:rStyle w:val="FloatTok"/>
+        </w:rPr>
+        <w:t xml:space="preserve">4</w:t>
+      </w:r>
+      <w:r>
+        <w:rPr>
+          <w:rStyle w:val="NormalTok"/>
+        </w:rPr>
+        <w:t xml:space="preserve">]</w:t>
+      </w:r>
+      <w:r>
+        <w:br/>
+      </w:r>
+      <w:r>
+        <w:rPr>
+          <w:rStyle w:val="NormalTok"/>
+        </w:rPr>
+        <w:t xml:space="preserve">    final_black </w:t>
+      </w:r>
+      <w:r>
+        <w:rPr>
+          <w:rStyle w:val="OperatorTok"/>
+        </w:rPr>
+        <w:t xml:space="preserve">=</w:t>
+      </w:r>
+      <w:r>
+        <w:rPr>
+          <w:rStyle w:val="NormalTok"/>
+        </w:rPr>
+        <w:t xml:space="preserve"> rows[</w:t>
+      </w:r>
+      <w:r>
+        <w:rPr>
+          <w:rStyle w:val="KeywordTok"/>
+        </w:rPr>
+        <w:t xml:space="preserve">end</w:t>
+      </w:r>
+      <w:r>
+        <w:rPr>
+          <w:rStyle w:val="NormalTok"/>
+        </w:rPr>
+        <w:t xml:space="preserve">][</w:t>
+      </w:r>
+      <w:r>
+        <w:rPr>
+          <w:rStyle w:val="FloatTok"/>
+        </w:rPr>
+        <w:t xml:space="preserve">2</w:t>
+      </w:r>
+      <w:r>
+        <w:rPr>
+          <w:rStyle w:val="NormalTok"/>
+        </w:rPr>
+        <w:t xml:space="preserve">]</w:t>
+      </w:r>
+      <w:r>
+        <w:br/>
+      </w:r>
+      <w:r>
+        <w:rPr>
+          <w:rStyle w:val="NormalTok"/>
+        </w:rPr>
+        <w:t xml:space="preserve">    final_white </w:t>
+      </w:r>
+      <w:r>
+        <w:rPr>
+          <w:rStyle w:val="OperatorTok"/>
+        </w:rPr>
+        <w:t xml:space="preserve">=</w:t>
+      </w:r>
+      <w:r>
+        <w:rPr>
+          <w:rStyle w:val="NormalTok"/>
+        </w:rPr>
+        <w:t xml:space="preserve"> rows[</w:t>
+      </w:r>
+      <w:r>
+        <w:rPr>
+          <w:rStyle w:val="KeywordTok"/>
+        </w:rPr>
+        <w:t xml:space="preserve">end</w:t>
+      </w:r>
+      <w:r>
+        <w:rPr>
+          <w:rStyle w:val="NormalTok"/>
+        </w:rPr>
+        <w:t xml:space="preserve">][</w:t>
+      </w:r>
+      <w:r>
+        <w:rPr>
+          <w:rStyle w:val="FloatTok"/>
+        </w:rPr>
+        <w:t xml:space="preserve">3</w:t>
+      </w:r>
+      <w:r>
+        <w:rPr>
+          <w:rStyle w:val="NormalTok"/>
+        </w:rPr>
+        <w:t xml:space="preserve">]</w:t>
+      </w:r>
+      <w:r>
+        <w:br/>
+      </w:r>
+      <w:r>
+        <w:rPr>
+          <w:rStyle w:val="NormalTok"/>
+        </w:rPr>
+        <w:t xml:space="preserve">    </w:t>
+      </w:r>
+      <w:r>
+        <w:rPr>
+          <w:rStyle w:val="FunctionTok"/>
+        </w:rPr>
+        <w:t xml:space="preserve">push!</w:t>
+      </w:r>
+      <w:r>
+        <w:rPr>
+          <w:rStyle w:val="NormalTok"/>
+        </w:rPr>
+        <w:t xml:space="preserve">(sweep_rows, [</w:t>
+      </w:r>
+      <w:r>
+        <w:rPr>
+          <w:rStyle w:val="PreprocessorTok"/>
+        </w:rPr>
+        <w:t xml:space="preserve">@sprintf</w:t>
+      </w:r>
+      <w:r>
+        <w:rPr>
+          <w:rStyle w:val="NormalTok"/>
+        </w:rPr>
+        <w:t xml:space="preserve">(</w:t>
+      </w:r>
+      <w:r>
+        <w:rPr>
+          <w:rStyle w:val="StringTok"/>
+        </w:rPr>
+        <w:t xml:space="preserve">"%.2f"</w:t>
+      </w:r>
+      <w:r>
+        <w:rPr>
+          <w:rStyle w:val="NormalTok"/>
+        </w:rPr>
+        <w:t xml:space="preserve">, luminosity), final_temperature, final_black, final_white])</w:t>
+      </w:r>
+      <w:r>
+        <w:br/>
+      </w:r>
+      <w:r>
+        <w:rPr>
+          <w:rStyle w:val="ControlFlowTok"/>
+        </w:rPr>
+        <w:t xml:space="preserve">end</w:t>
+      </w:r>
+      <w:r>
+        <w:br/>
+      </w:r>
+      <w:r>
+        <w:rPr>
+          <w:rStyle w:val="FunctionTok"/>
+        </w:rPr>
+        <w:t xml:space="preserve">write_csv</w:t>
+      </w:r>
+      <w:r>
+        <w:rPr>
+          <w:rStyle w:val="NormalTok"/>
+        </w:rPr>
+        <w:t xml:space="preserve">(</w:t>
+      </w:r>
+      <w:r>
+        <w:rPr>
+          <w:rStyle w:val="FunctionTok"/>
+        </w:rPr>
+        <w:t xml:space="preserve">joinpath</w:t>
+      </w:r>
+      <w:r>
+        <w:rPr>
+          <w:rStyle w:val="NormalTok"/>
+        </w:rPr>
+        <w:t xml:space="preserve">(results_dir, </w:t>
+      </w:r>
+      <w:r>
+        <w:rPr>
+          <w:rStyle w:val="StringTok"/>
+        </w:rPr>
+        <w:t xml:space="preserve">"daisy_sweep.csv"</w:t>
+      </w:r>
+      <w:r>
+        <w:rPr>
+          <w:rStyle w:val="NormalTok"/>
+        </w:rPr>
+        <w:t xml:space="preserve">), [</w:t>
+      </w:r>
+      <w:r>
+        <w:rPr>
+          <w:rStyle w:val="StringTok"/>
+        </w:rPr>
+        <w:t xml:space="preserve">"luminosity"</w:t>
+      </w:r>
+      <w:r>
+        <w:rPr>
+          <w:rStyle w:val="NormalTok"/>
+        </w:rPr>
+        <w:t xml:space="preserve">, </w:t>
+      </w:r>
+      <w:r>
+        <w:rPr>
+          <w:rStyle w:val="StringTok"/>
+        </w:rPr>
+        <w:t xml:space="preserve">"final_temperature"</w:t>
+      </w:r>
+      <w:r>
+        <w:rPr>
+          <w:rStyle w:val="NormalTok"/>
+        </w:rPr>
+        <w:t xml:space="preserve">, </w:t>
+      </w:r>
+      <w:r>
+        <w:rPr>
+          <w:rStyle w:val="StringTok"/>
+        </w:rPr>
+        <w:t xml:space="preserve">"final_black"</w:t>
+      </w:r>
+      <w:r>
+        <w:rPr>
+          <w:rStyle w:val="NormalTok"/>
+        </w:rPr>
+        <w:t xml:space="preserve">, </w:t>
+      </w:r>
+      <w:r>
+        <w:rPr>
+          <w:rStyle w:val="StringTok"/>
+        </w:rPr>
+        <w:t xml:space="preserve">"final_white"</w:t>
+      </w:r>
+      <w:r>
+        <w:rPr>
+          <w:rStyle w:val="NormalTok"/>
+        </w:rPr>
+        <w:t xml:space="preserve">], sweep_rows)</w:t>
+      </w:r>
+      <w:r>
+        <w:br/>
+      </w:r>
+      <w:r>
+        <w:rPr>
+          <w:rStyle w:val="FunctionTok"/>
+        </w:rPr>
+        <w:t xml:space="preserve">println</w:t>
+      </w:r>
+      <w:r>
+        <w:rPr>
+          <w:rStyle w:val="NormalTok"/>
+        </w:rPr>
+        <w:t xml:space="preserve">(</w:t>
+      </w:r>
+      <w:r>
+        <w:rPr>
+          <w:rStyle w:val="StringTok"/>
+        </w:rPr>
+        <w:t xml:space="preserve">"lab03 done"</w:t>
+      </w:r>
+      <w:r>
+        <w:rPr>
+          <w:rStyle w:val="NormalTok"/>
+        </w:rPr>
+        <w:t xml:space="preserve">)</w:t>
+      </w:r>
+    </w:p>
+    <w:bookmarkEnd w:id="25"/>
+    <w:bookmarkStart w:id="26" w:name="список-литературы"/>
+    <w:p>
+      <w:pPr>
+        <w:pStyle w:val="Heading2"/>
+      </w:pPr>
+      <w:r>
+        <w:t xml:space="preserve">Список литературы</w:t>
+      </w:r>
+    </w:p>
+    <w:p>
+      <w:pPr>
+        <w:pStyle w:val="Compact"/>
+        <w:numPr>
+          <w:ilvl w:val="0"/>
+          <w:numId w:val="1006"/>
+        </w:numPr>
+      </w:pPr>
+      <w:r>
         <w:t xml:space="preserve">James E. Lovelock and Andrew J. Watson. Biological homeostasis of the global environment: the parable of Daisyworld. Tellus B, 1983.</w:t>
       </w:r>
     </w:p>
-    <w:bookmarkEnd w:id="21"/>
-    <w:bookmarkEnd w:id="22"/>
+    <w:bookmarkEnd w:id="26"/>
+    <w:bookmarkEnd w:id="27"/>
     <w:sectPr>
       <w:footnotePr>
         <w:numRestart w:val="eachSect"/>
@@ -1076,6 +4353,109 @@
       </w:pPr>
     </w:lvl>
   </w:abstractNum>
+  <w:abstractNum w:abstractNumId="991">
+    <w:nsid w:val="0000A991"/>
+    <w:multiLevelType w:val="multilevel"/>
+    <w:lvl w:ilvl="0">
+      <w:numFmt w:val="bullet"/>
+      <w:lvlText w:val=""/>
+      <w:lvlJc w:val="left"/>
+      <w:pPr>
+        <w:ind w:left="720" w:hanging="360"/>
+      </w:pPr>
+      <w:rPr>
+        <w:rFonts w:ascii="Symbol" w:hAnsi="Symbol" w:cs="Symbol" w:hint="default"/>
+      </w:rPr>
+    </w:lvl>
+    <w:lvl w:ilvl="1">
+      <w:numFmt w:val="bullet"/>
+      <w:lvlText w:val="o"/>
+      <w:lvlJc w:val="left"/>
+      <w:pPr>
+        <w:ind w:left="1440" w:hanging="360"/>
+      </w:pPr>
+      <w:rPr>
+        <w:rFonts w:ascii="Courier New" w:hAnsi="Courier New" w:cs="Courier New" w:hint="default"/>
+      </w:rPr>
+    </w:lvl>
+    <w:lvl w:ilvl="2">
+      <w:numFmt w:val="bullet"/>
+      <w:lvlText w:val=""/>
+      <w:lvlJc w:val="left"/>
+      <w:pPr>
+        <w:ind w:left="2160" w:hanging="360"/>
+      </w:pPr>
+      <w:rPr>
+        <w:rFonts w:ascii="Wingdings" w:hAnsi="Wingdings" w:cs="Wingdings" w:hint="default"/>
+      </w:rPr>
+    </w:lvl>
+    <w:lvl w:ilvl="3">
+      <w:numFmt w:val="bullet"/>
+      <w:lvlText w:val=""/>
+      <w:lvlJc w:val="left"/>
+      <w:pPr>
+        <w:ind w:left="2880" w:hanging="360"/>
+      </w:pPr>
+      <w:rPr>
+        <w:rFonts w:ascii="Symbol" w:hAnsi="Symbol" w:cs="Symbol" w:hint="default"/>
+      </w:rPr>
+    </w:lvl>
+    <w:lvl w:ilvl="4">
+      <w:numFmt w:val="bullet"/>
+      <w:lvlText w:val="o"/>
+      <w:lvlJc w:val="left"/>
+      <w:pPr>
+        <w:ind w:left="3600" w:hanging="360"/>
+      </w:pPr>
+      <w:rPr>
+        <w:rFonts w:ascii="Courier New" w:hAnsi="Courier New" w:cs="Courier New" w:hint="default"/>
+      </w:rPr>
+    </w:lvl>
+    <w:lvl w:ilvl="5">
+      <w:numFmt w:val="bullet"/>
+      <w:lvlText w:val=""/>
+      <w:lvlJc w:val="left"/>
+      <w:pPr>
+        <w:ind w:left="4320" w:hanging="360"/>
+      </w:pPr>
+      <w:rPr>
+        <w:rFonts w:ascii="Wingdings" w:hAnsi="Wingdings" w:cs="Wingdings" w:hint="default"/>
+      </w:rPr>
+    </w:lvl>
+    <w:lvl w:ilvl="6">
+      <w:numFmt w:val="bullet"/>
+      <w:lvlText w:val=""/>
+      <w:lvlJc w:val="left"/>
+      <w:pPr>
+        <w:ind w:left="5040" w:hanging="360"/>
+      </w:pPr>
+      <w:rPr>
+        <w:rFonts w:ascii="Symbol" w:hAnsi="Symbol" w:cs="Symbol" w:hint="default"/>
+      </w:rPr>
+    </w:lvl>
+    <w:lvl w:ilvl="7">
+      <w:numFmt w:val="bullet"/>
+      <w:lvlText w:val="o"/>
+      <w:lvlJc w:val="left"/>
+      <w:pPr>
+        <w:ind w:left="5760" w:hanging="360"/>
+      </w:pPr>
+      <w:rPr>
+        <w:rFonts w:ascii="Courier New" w:hAnsi="Courier New" w:cs="Courier New" w:hint="default"/>
+      </w:rPr>
+    </w:lvl>
+    <w:lvl w:ilvl="8">
+      <w:numFmt w:val="bullet"/>
+      <w:lvlText w:val=""/>
+      <w:lvlJc w:val="left"/>
+      <w:pPr>
+        <w:ind w:left="6480" w:hanging="360"/>
+      </w:pPr>
+      <w:rPr>
+        <w:rFonts w:ascii="Wingdings" w:hAnsi="Wingdings" w:cs="Wingdings" w:hint="default"/>
+      </w:rPr>
+    </w:lvl>
+  </w:abstractNum>
   <w:abstractNum w:abstractNumId="99411">
     <w:nsid w:val="00A99411"/>
     <w:multiLevelType w:val="multilevel"/>
@@ -1165,6 +4545,12 @@
     <w:abstractNumId w:val="990"/>
   </w:num>
   <w:num w:numId="1001">
+    <w:abstractNumId w:val="991"/>
+  </w:num>
+  <w:num w:numId="1002">
+    <w:abstractNumId w:val="991"/>
+  </w:num>
+  <w:num w:numId="1003">
     <w:abstractNumId w:val="99411"/>
     <w:lvlOverride w:ilvl="0">
       <w:startOverride w:val="1"/>
@@ -1194,7 +4580,40 @@
       <w:startOverride w:val="1"/>
     </w:lvlOverride>
   </w:num>
-  <w:num w:numId="1002">
+  <w:num w:numId="1004">
+    <w:abstractNumId w:val="991"/>
+  </w:num>
+  <w:num w:numId="1005">
+    <w:abstractNumId w:val="99411"/>
+    <w:lvlOverride w:ilvl="0">
+      <w:startOverride w:val="1"/>
+    </w:lvlOverride>
+    <w:lvlOverride w:ilvl="1">
+      <w:startOverride w:val="1"/>
+    </w:lvlOverride>
+    <w:lvlOverride w:ilvl="2">
+      <w:startOverride w:val="1"/>
+    </w:lvlOverride>
+    <w:lvlOverride w:ilvl="3">
+      <w:startOverride w:val="1"/>
+    </w:lvlOverride>
+    <w:lvlOverride w:ilvl="4">
+      <w:startOverride w:val="1"/>
+    </w:lvlOverride>
+    <w:lvlOverride w:ilvl="5">
+      <w:startOverride w:val="1"/>
+    </w:lvlOverride>
+    <w:lvlOverride w:ilvl="6">
+      <w:startOverride w:val="1"/>
+    </w:lvlOverride>
+    <w:lvlOverride w:ilvl="7">
+      <w:startOverride w:val="1"/>
+    </w:lvlOverride>
+    <w:lvlOverride w:ilvl="8">
+      <w:startOverride w:val="1"/>
+    </w:lvlOverride>
+  </w:num>
+  <w:num w:numId="1006">
     <w:abstractNumId w:val="99411"/>
     <w:lvlOverride w:ilvl="0">
       <w:startOverride w:val="1"/>
